--- a/docs/presentation/abstract/abstract.docx
+++ b/docs/presentation/abstract/abstract.docx
@@ -7,7 +7,10 @@
         <w:pStyle w:val="a4"/>
       </w:pPr>
       <w:r>
-        <w:t xml:space="preserve">工学逆問題のための潜在空間ベイズ推論フレームワーク構築</w:t>
+        <w:rPr>
+          <w:rFonts w:hint="eastAsia"/>
+        </w:rPr>
+        <w:t>工学逆問題における不確実性定量化のための潜在空間ベイズ推論フレームワーク構築</w:t>
       </w:r>
     </w:p>
     <w:p>
@@ -15,7 +18,7 @@
         <w:pStyle w:val="ac"/>
       </w:pPr>
       <w:r>
-        <w:t xml:space="preserve">A Latent-Space Bayesian Inference Framework for Engineering Inverse Problems</w:t>
+        <w:t>A Latent-Space Bayesian Inference Framework for Uncertainty Quantification in Engineering Inverse Problems</w:t>
       </w:r>
     </w:p>
     <w:p/>
@@ -24,7 +27,28 @@
         <w:pStyle w:val="ab"/>
       </w:pPr>
       <w:r>
-        <w:t xml:space="preserve">指導教員　[教員氏名 教授/准教授/講師]</w:t>
+        <w:rPr>
+          <w:rFonts w:hint="eastAsia"/>
+        </w:rPr>
+        <w:t xml:space="preserve">指導教員　</w:t>
+      </w:r>
+      <w:r>
+        <w:rPr>
+          <w:rFonts w:hint="eastAsia"/>
+        </w:rPr>
+        <w:t>村上健太</w:t>
+      </w:r>
+      <w:r>
+        <w:rPr>
+          <w:rFonts w:hint="eastAsia"/>
+        </w:rPr>
+        <w:t xml:space="preserve"> </w:t>
+      </w:r>
+      <w:r>
+        <w:rPr>
+          <w:rFonts w:hint="eastAsia"/>
+        </w:rPr>
+        <w:t>准教授</w:t>
       </w:r>
     </w:p>
     <w:p>
@@ -32,7 +56,22 @@
         <w:pStyle w:val="ad"/>
       </w:pPr>
       <w:r>
-        <w:t xml:space="preserve">03-XXXXXX　[学生氏名]</w:t>
+        <w:t>03-</w:t>
+      </w:r>
+      <w:r>
+        <w:t>250919</w:t>
+      </w:r>
+      <w:r>
+        <w:rPr>
+          <w:rFonts w:hint="eastAsia"/>
+        </w:rPr>
+        <w:t xml:space="preserve">　</w:t>
+      </w:r>
+      <w:r>
+        <w:rPr>
+          <w:rFonts w:hint="eastAsia"/>
+        </w:rPr>
+        <w:t>笠井優作</w:t>
       </w:r>
     </w:p>
     <w:p/>
@@ -52,20 +91,29 @@
         <w:pStyle w:val="1"/>
       </w:pPr>
       <w:r>
-        <w:t xml:space="preserve">１．はじめに</w:t>
+        <w:rPr>
+          <w:rFonts w:hint="eastAsia"/>
+        </w:rPr>
+        <w:t>１．はじめに</w:t>
       </w:r>
     </w:p>
     <w:p>
       <w:pPr>
         <w:pStyle w:val="a7"/>
-      </w:pPr>
-      <w:r>
-        <w:t xml:space="preserve">工学では、観測データからモデルパラメータを推定する逆問題が広く現れる（構造物の剛性同定、材料定数推定など）。ベイズ的アプローチは、点推定だけでなく事後分布を通じて推定の不確実性を定量化できる利点を持つ。一方で、(i) 観測が高次元な応答時系列となる、(ii) 評価のたびに高コストなシミュレータ呼び出しが必要、(iii) 観測の制約により事後分布が多峰となる、という3つの障害がある。本研究はこれらを回避する潜在空間ベイズ推論をフレームワーク として整備した。</w:t>
+        <w:ind w:firstLine="200"/>
+      </w:pPr>
+      <w:r>
+        <w:rPr>
+          <w:rFonts w:hint="eastAsia"/>
+        </w:rPr>
+        <w:t>工学では観測データからモデルパラメータを推定する逆問題が広く現れ、診断やリスク評価には推定の不確実性定量化が不可欠である。ベイズ推論は事後分布として不確実性を直接与えるが、高次元応答時系列と高コストなシミュレータ呼び出しが実用上の壁となる。本研究では、これらを回避する潜在空間ベイズ推論を起点に、各構成要素を差し替え可能とした推論フレームワークを構築する。</w:t>
       </w:r>
     </w:p>
     <w:p>
       <w:pPr>
-        <w:pStyle w:val="a0"/>
+        <w:rPr>
+          <w:color w:val="FF00FF"/>
+        </w:rPr>
       </w:pPr>
     </w:p>
     <w:p>
@@ -73,120 +121,835 @@
         <w:pStyle w:val="1"/>
       </w:pPr>
       <w:r>
-        <w:t xml:space="preserve">２．提案フレームワーク</w:t>
+        <w:rPr>
+          <w:rFonts w:hint="eastAsia"/>
+        </w:rPr>
+        <w:t>２．</w:t>
+      </w:r>
+      <w:r>
+        <w:rPr>
+          <w:rFonts w:hint="eastAsia"/>
+        </w:rPr>
+        <w:t>方法</w:t>
       </w:r>
     </w:p>
     <w:p>
       <w:pPr>
-        <w:pStyle w:val="a7"/>
-      </w:pPr>
-      <w:r>
-        <w:t xml:space="preserve">ベイズの定理 (1) より、尤度 L が評価できれば事後分布 p(θ|x_obs) は推定可能である。</w:t>
+        <w:ind w:firstLineChars="100" w:firstLine="200"/>
+      </w:pPr>
+      <w:r>
+        <w:rPr>
+          <w:rFonts w:asciiTheme="minorHAnsi" w:hAnsiTheme="minorHAnsi" w:hint="eastAsia"/>
+        </w:rPr>
+        <w:t>ベイズの定理より、事後分布は尤度と事前分布の積に比例する。</w:t>
       </w:r>
     </w:p>
     <w:p>
       <w:pPr>
         <w:pStyle w:val="a9"/>
       </w:pPr>
-      <w:r>
-        <w:t xml:space="preserve">p(θ|x_obs) ∝ L(θ; x_obs) p(θ)</w:t>
+      <m:oMath>
+        <m:sSub>
+          <m:sSubPr>
+            <m:ctrlPr>
+              <w:rPr>
+                <w:rFonts w:ascii="Cambria Math" w:hAnsi="Cambria Math"/>
+              </w:rPr>
+            </m:ctrlPr>
+          </m:sSubPr>
+          <m:e>
+            <m:r>
+              <w:rPr>
+                <w:rFonts w:ascii="Cambria Math" w:hAnsi="Cambria Math"/>
+              </w:rPr>
+              <m:t>e</m:t>
+            </m:r>
+          </m:e>
+          <m:sub>
+            <m:r>
+              <m:rPr>
+                <m:sty m:val="p"/>
+              </m:rPr>
+              <w:rPr>
+                <w:rFonts w:ascii="Cambria Math" w:hAnsi="Cambria Math"/>
+              </w:rPr>
+              <m:t>1</m:t>
+            </m:r>
+          </m:sub>
+        </m:sSub>
+        <m:r>
+          <m:rPr>
+            <m:sty m:val="p"/>
+          </m:rPr>
+          <w:rPr>
+            <w:rFonts w:ascii="Cambria Math" w:hAnsi="Cambria Math"/>
+          </w:rPr>
+          <m:t>=</m:t>
+        </m:r>
+        <m:f>
+          <m:fPr>
+            <m:ctrlPr>
+              <w:rPr>
+                <w:rFonts w:ascii="Cambria Math" w:hAnsi="Cambria Math"/>
+              </w:rPr>
+            </m:ctrlPr>
+          </m:fPr>
+          <m:num>
+            <m:r>
+              <w:rPr>
+                <w:rFonts w:ascii="Cambria Math" w:hAnsi="Cambria Math"/>
+              </w:rPr>
+              <m:t>P</m:t>
+            </m:r>
+          </m:num>
+          <m:den>
+            <m:sSub>
+              <m:sSubPr>
+                <m:ctrlPr>
+                  <w:rPr>
+                    <w:rFonts w:ascii="Cambria Math" w:hAnsi="Cambria Math"/>
+                  </w:rPr>
+                </m:ctrlPr>
+              </m:sSubPr>
+              <m:e>
+                <m:r>
+                  <w:rPr>
+                    <w:rFonts w:ascii="Cambria Math" w:hAnsi="Cambria Math"/>
+                  </w:rPr>
+                  <m:t>ρ</m:t>
+                </m:r>
+              </m:e>
+              <m:sub>
+                <m:r>
+                  <w:rPr>
+                    <w:rFonts w:ascii="Cambria Math" w:hAnsi="Cambria Math"/>
+                  </w:rPr>
+                  <m:t>L</m:t>
+                </m:r>
+              </m:sub>
+            </m:sSub>
+          </m:den>
+        </m:f>
+        <m:r>
+          <m:rPr>
+            <m:sty m:val="p"/>
+          </m:rPr>
+          <w:rPr>
+            <w:rFonts w:ascii="Cambria Math" w:hAnsi="Cambria Math"/>
+          </w:rPr>
+          <m:t>+</m:t>
+        </m:r>
+        <m:f>
+          <m:fPr>
+            <m:ctrlPr>
+              <w:rPr>
+                <w:rFonts w:ascii="Cambria Math" w:hAnsi="Cambria Math"/>
+              </w:rPr>
+            </m:ctrlPr>
+          </m:fPr>
+          <m:num>
+            <m:sSubSup>
+              <m:sSubSupPr>
+                <m:ctrlPr>
+                  <w:rPr>
+                    <w:rFonts w:ascii="Cambria Math" w:hAnsi="Cambria Math"/>
+                  </w:rPr>
+                </m:ctrlPr>
+              </m:sSubSupPr>
+              <m:e>
+                <m:r>
+                  <w:rPr>
+                    <w:rFonts w:ascii="Cambria Math" w:hAnsi="Cambria Math"/>
+                  </w:rPr>
+                  <m:t>u</m:t>
+                </m:r>
+              </m:e>
+              <m:sub>
+                <m:r>
+                  <w:rPr>
+                    <w:rFonts w:ascii="Cambria Math" w:hAnsi="Cambria Math"/>
+                  </w:rPr>
+                  <m:t>L</m:t>
+                </m:r>
+              </m:sub>
+              <m:sup>
+                <m:r>
+                  <m:rPr>
+                    <m:sty m:val="p"/>
+                  </m:rPr>
+                  <w:rPr>
+                    <w:rFonts w:ascii="Cambria Math" w:hAnsi="Cambria Math"/>
+                  </w:rPr>
+                  <m:t>2</m:t>
+                </m:r>
+              </m:sup>
+            </m:sSubSup>
+          </m:num>
+          <m:den>
+            <m:r>
+              <m:rPr>
+                <m:sty m:val="p"/>
+              </m:rPr>
+              <w:rPr>
+                <w:rFonts w:ascii="Cambria Math" w:hAnsi="Cambria Math"/>
+              </w:rPr>
+              <m:t>2</m:t>
+            </m:r>
+          </m:den>
+        </m:f>
+        <m:r>
+          <m:rPr>
+            <m:sty m:val="p"/>
+          </m:rPr>
+          <w:rPr>
+            <w:rFonts w:ascii="Cambria Math" w:hAnsi="Cambria Math"/>
+          </w:rPr>
+          <m:t>+</m:t>
+        </m:r>
+        <m:r>
+          <w:rPr>
+            <w:rFonts w:ascii="Cambria Math" w:hAnsi="Cambria Math"/>
+          </w:rPr>
+          <m:t>gz</m:t>
+        </m:r>
+      </m:oMath>
+      <w:r>
+        <w:rPr>
+          <w:iCs/>
+        </w:rPr>
         <w:tab/>
-        <w:t xml:space="preserve">(1)</w:t>
+        <w:t>(1)</w:t>
       </w:r>
     </w:p>
     <w:p>
       <w:pPr>
-        <w:pStyle w:val="a7"/>
-      </w:pPr>
-      <w:r>
-        <w:t xml:space="preserve">提案手法はオフラインとオンラインの 2 段構成からなる。オフラインでは事前分布から (θ, x) サンプルを生成し、Multimodal Variational Autoencoder (MVAE) を学習して、低次元の潜在空間における近似尤度 L̂ を構築する。これにより、推論時の尤度評価から重いシミュレータ呼び出しを排除する。オンラインでは Sequential Monte Carlo (SMC) サンプラーが L̂ のみを用いて事後分布から粒子をサンプリングする。SMC は焼きなまし型の段階更新により多峰性に頑健であり、粒子間が独立であるため GPU 並列化が容易である。</w:t>
+        <w:ind w:firstLineChars="100" w:firstLine="200"/>
+      </w:pPr>
+      <w:r>
+        <w:rPr>
+          <w:rFonts w:hint="eastAsia"/>
+        </w:rPr>
+        <w:t>潜在空間ベイズ推論では低次元潜在変数</w:t>
+      </w:r>
+      <w:r>
+        <w:rPr>
+          <w:rFonts w:hint="eastAsia"/>
+        </w:rPr>
+        <w:t xml:space="preserve"> $z$ </w:t>
+      </w:r>
+      <w:r>
+        <w:rPr>
+          <w:rFonts w:hint="eastAsia"/>
+        </w:rPr>
+        <w:t>を介して尤度を近似する。観測側エンコーダ</w:t>
+      </w:r>
+      <w:r>
+        <w:rPr>
+          <w:rFonts w:hint="eastAsia"/>
+        </w:rPr>
+        <w:t xml:space="preserve"> $q_{\</w:t>
+      </w:r>
+      <w:proofErr w:type="spellStart"/>
+      <w:r>
+        <w:rPr>
+          <w:rFonts w:hint="eastAsia"/>
+        </w:rPr>
+        <w:t>phi_x</w:t>
+      </w:r>
+      <w:proofErr w:type="spellEnd"/>
+      <w:r>
+        <w:rPr>
+          <w:rFonts w:hint="eastAsia"/>
+        </w:rPr>
+        <w:t>}$</w:t>
+      </w:r>
+      <w:r>
+        <w:rPr>
+          <w:rFonts w:hint="eastAsia"/>
+        </w:rPr>
+        <w:t>、パラメータ側エンコーダ</w:t>
+      </w:r>
+      <w:r>
+        <w:rPr>
+          <w:rFonts w:hint="eastAsia"/>
+        </w:rPr>
+        <w:t xml:space="preserve"> $q_{\phi_\theta}$</w:t>
+      </w:r>
+      <w:r>
+        <w:rPr>
+          <w:rFonts w:hint="eastAsia"/>
+        </w:rPr>
+        <w:t>、潜在事前</w:t>
+      </w:r>
+      <w:r>
+        <w:rPr>
+          <w:rFonts w:hint="eastAsia"/>
+        </w:rPr>
+        <w:t xml:space="preserve"> $p(z) = \</w:t>
+      </w:r>
+      <w:proofErr w:type="spellStart"/>
+      <w:r>
+        <w:rPr>
+          <w:rFonts w:hint="eastAsia"/>
+        </w:rPr>
+        <w:t>mathcal</w:t>
+      </w:r>
+      <w:proofErr w:type="spellEnd"/>
+      <w:r>
+        <w:rPr>
+          <w:rFonts w:hint="eastAsia"/>
+        </w:rPr>
+        <w:t xml:space="preserve">{N}(0, I)$ </w:t>
+      </w:r>
+      <w:r>
+        <w:rPr>
+          <w:rFonts w:hint="eastAsia"/>
+        </w:rPr>
+        <w:t>を全てガウスとして構成すれば、</w:t>
       </w:r>
     </w:p>
     <w:p>
       <w:pPr>
-        <w:pStyle w:val="a7"/>
-      </w:pPr>
-      <w:r>
-        <w:t xml:space="preserve">実装は Python パッケージとして整備し、サンプラー・MCMC カーネル・提案分布・尤度モデル・事前分布の各構成要素を Protocol によって抽象化した。これにより、今後の比較研究で各要素を差し替えながら検証することが可能となる。</w:t>
+        <w:pStyle w:val="a9"/>
+      </w:pPr>
+      <m:oMath>
+        <m:sSub>
+          <m:sSubPr>
+            <m:ctrlPr>
+              <w:rPr>
+                <w:rFonts w:ascii="Cambria Math" w:hAnsi="Cambria Math"/>
+              </w:rPr>
+            </m:ctrlPr>
+          </m:sSubPr>
+          <m:e>
+            <m:r>
+              <w:rPr>
+                <w:rFonts w:ascii="Cambria Math" w:hAnsi="Cambria Math"/>
+              </w:rPr>
+              <m:t>e</m:t>
+            </m:r>
+          </m:e>
+          <m:sub>
+            <m:r>
+              <m:rPr>
+                <m:sty m:val="p"/>
+              </m:rPr>
+              <w:rPr>
+                <w:rFonts w:ascii="Cambria Math" w:hAnsi="Cambria Math"/>
+              </w:rPr>
+              <m:t>1</m:t>
+            </m:r>
+          </m:sub>
+        </m:sSub>
+        <m:r>
+          <m:rPr>
+            <m:sty m:val="p"/>
+          </m:rPr>
+          <w:rPr>
+            <w:rFonts w:ascii="Cambria Math" w:hAnsi="Cambria Math"/>
+          </w:rPr>
+          <m:t>=</m:t>
+        </m:r>
+        <m:f>
+          <m:fPr>
+            <m:ctrlPr>
+              <w:rPr>
+                <w:rFonts w:ascii="Cambria Math" w:hAnsi="Cambria Math"/>
+              </w:rPr>
+            </m:ctrlPr>
+          </m:fPr>
+          <m:num>
+            <m:r>
+              <w:rPr>
+                <w:rFonts w:ascii="Cambria Math" w:hAnsi="Cambria Math"/>
+              </w:rPr>
+              <m:t>P</m:t>
+            </m:r>
+          </m:num>
+          <m:den>
+            <m:sSub>
+              <m:sSubPr>
+                <m:ctrlPr>
+                  <w:rPr>
+                    <w:rFonts w:ascii="Cambria Math" w:hAnsi="Cambria Math"/>
+                  </w:rPr>
+                </m:ctrlPr>
+              </m:sSubPr>
+              <m:e>
+                <m:r>
+                  <w:rPr>
+                    <w:rFonts w:ascii="Cambria Math" w:hAnsi="Cambria Math"/>
+                  </w:rPr>
+                  <m:t>ρ</m:t>
+                </m:r>
+              </m:e>
+              <m:sub>
+                <m:r>
+                  <w:rPr>
+                    <w:rFonts w:ascii="Cambria Math" w:hAnsi="Cambria Math"/>
+                  </w:rPr>
+                  <m:t>L</m:t>
+                </m:r>
+              </m:sub>
+            </m:sSub>
+          </m:den>
+        </m:f>
+        <m:r>
+          <m:rPr>
+            <m:sty m:val="p"/>
+          </m:rPr>
+          <w:rPr>
+            <w:rFonts w:ascii="Cambria Math" w:hAnsi="Cambria Math"/>
+          </w:rPr>
+          <m:t>+</m:t>
+        </m:r>
+        <m:f>
+          <m:fPr>
+            <m:ctrlPr>
+              <w:rPr>
+                <w:rFonts w:ascii="Cambria Math" w:hAnsi="Cambria Math"/>
+              </w:rPr>
+            </m:ctrlPr>
+          </m:fPr>
+          <m:num>
+            <m:sSubSup>
+              <m:sSubSupPr>
+                <m:ctrlPr>
+                  <w:rPr>
+                    <w:rFonts w:ascii="Cambria Math" w:hAnsi="Cambria Math"/>
+                  </w:rPr>
+                </m:ctrlPr>
+              </m:sSubSupPr>
+              <m:e>
+                <m:r>
+                  <w:rPr>
+                    <w:rFonts w:ascii="Cambria Math" w:hAnsi="Cambria Math"/>
+                  </w:rPr>
+                  <m:t>u</m:t>
+                </m:r>
+              </m:e>
+              <m:sub>
+                <m:r>
+                  <w:rPr>
+                    <w:rFonts w:ascii="Cambria Math" w:hAnsi="Cambria Math"/>
+                  </w:rPr>
+                  <m:t>L</m:t>
+                </m:r>
+              </m:sub>
+              <m:sup>
+                <m:r>
+                  <m:rPr>
+                    <m:sty m:val="p"/>
+                  </m:rPr>
+                  <w:rPr>
+                    <w:rFonts w:ascii="Cambria Math" w:hAnsi="Cambria Math"/>
+                  </w:rPr>
+                  <m:t>2</m:t>
+                </m:r>
+              </m:sup>
+            </m:sSubSup>
+          </m:num>
+          <m:den>
+            <m:r>
+              <m:rPr>
+                <m:sty m:val="p"/>
+              </m:rPr>
+              <w:rPr>
+                <w:rFonts w:ascii="Cambria Math" w:hAnsi="Cambria Math"/>
+              </w:rPr>
+              <m:t>2</m:t>
+            </m:r>
+          </m:den>
+        </m:f>
+        <m:r>
+          <m:rPr>
+            <m:sty m:val="p"/>
+          </m:rPr>
+          <w:rPr>
+            <w:rFonts w:ascii="Cambria Math" w:hAnsi="Cambria Math"/>
+          </w:rPr>
+          <m:t>+</m:t>
+        </m:r>
+        <m:r>
+          <w:rPr>
+            <w:rFonts w:ascii="Cambria Math" w:hAnsi="Cambria Math"/>
+          </w:rPr>
+          <m:t>gz</m:t>
+        </m:r>
+      </m:oMath>
+      <w:r>
+        <w:rPr>
+          <w:iCs/>
+        </w:rPr>
+        <w:tab/>
+        <w:t>(</w:t>
+      </w:r>
+      <w:r>
+        <w:rPr>
+          <w:iCs/>
+        </w:rPr>
+        <w:t>2</w:t>
+      </w:r>
+      <w:r>
+        <w:rPr>
+          <w:iCs/>
+        </w:rPr>
+        <w:t>)</w:t>
       </w:r>
     </w:p>
     <w:p>
       <w:pPr>
-        <w:pStyle w:val="a0"/>
-      </w:pPr>
+        <w:pStyle w:val="a7"/>
+        <w:ind w:firstLine="200"/>
+        <w:rPr>
+          <w:rFonts w:asciiTheme="minorHAnsi" w:hAnsiTheme="minorHAnsi"/>
+        </w:rPr>
+      </w:pPr>
+      <w:proofErr w:type="gramStart"/>
+      <w:r>
+        <w:rPr>
+          <w:rFonts w:hint="eastAsia"/>
+        </w:rPr>
+        <w:t>は閉</w:t>
+      </w:r>
+      <w:proofErr w:type="gramEnd"/>
+      <w:r>
+        <w:rPr>
+          <w:rFonts w:hint="eastAsia"/>
+        </w:rPr>
+        <w:t>形式で評価可能となる。提案フレームワークでは事前から</w:t>
+      </w:r>
+      <w:r>
+        <w:rPr>
+          <w:rFonts w:hint="eastAsia"/>
+        </w:rPr>
+        <w:t xml:space="preserve"> $(\theta, x)$ </w:t>
+      </w:r>
+      <w:r>
+        <w:rPr>
+          <w:rFonts w:hint="eastAsia"/>
+        </w:rPr>
+        <w:t>サンプルを生成し</w:t>
+      </w:r>
+      <w:r>
+        <w:rPr>
+          <w:rFonts w:hint="eastAsia"/>
+        </w:rPr>
+        <w:t xml:space="preserve"> Multimodal Variational Autoencoder </w:t>
+      </w:r>
+      <w:r>
+        <w:rPr>
+          <w:rFonts w:hint="eastAsia"/>
+        </w:rPr>
+        <w:t>を学習して近似尤度</w:t>
+      </w:r>
+      <w:r>
+        <w:rPr>
+          <w:rFonts w:hint="eastAsia"/>
+        </w:rPr>
+        <w:t xml:space="preserve"> $\hat{L}$ </w:t>
+      </w:r>
+      <w:r>
+        <w:rPr>
+          <w:rFonts w:hint="eastAsia"/>
+        </w:rPr>
+        <w:t>をオフラインで構築、オンラインでは</w:t>
+      </w:r>
+      <w:r>
+        <w:rPr>
+          <w:rFonts w:hint="eastAsia"/>
+        </w:rPr>
+        <w:t xml:space="preserve"> Sequential Monte Carlo </w:t>
+      </w:r>
+      <w:r>
+        <w:rPr>
+          <w:rFonts w:hint="eastAsia"/>
+        </w:rPr>
+        <w:t>が</w:t>
+      </w:r>
+      <w:r>
+        <w:rPr>
+          <w:rFonts w:hint="eastAsia"/>
+        </w:rPr>
+        <w:t xml:space="preserve"> $\hat{L}$ </w:t>
+      </w:r>
+      <w:r>
+        <w:rPr>
+          <w:rFonts w:hint="eastAsia"/>
+        </w:rPr>
+        <w:t>のみを呼び事後分布から粒子をサンプリングする。サンプラー、</w:t>
+      </w:r>
+      <w:r>
+        <w:rPr>
+          <w:rFonts w:hint="eastAsia"/>
+        </w:rPr>
+        <w:t xml:space="preserve">MCMC </w:t>
+      </w:r>
+      <w:r>
+        <w:rPr>
+          <w:rFonts w:hint="eastAsia"/>
+        </w:rPr>
+        <w:t>カーネル、提案分布、尤度モデル、事前分布の各構成要素は</w:t>
+      </w:r>
+      <w:r>
+        <w:rPr>
+          <w:rFonts w:hint="eastAsia"/>
+        </w:rPr>
+        <w:t xml:space="preserve"> Python </w:t>
+      </w:r>
+      <w:r>
+        <w:rPr>
+          <w:rFonts w:hint="eastAsia"/>
+        </w:rPr>
+        <w:t>の</w:t>
+      </w:r>
+      <w:r>
+        <w:rPr>
+          <w:rFonts w:hint="eastAsia"/>
+        </w:rPr>
+        <w:t xml:space="preserve"> Protocol </w:t>
+      </w:r>
+      <w:r>
+        <w:rPr>
+          <w:rFonts w:hint="eastAsia"/>
+        </w:rPr>
+        <w:t>で抽象化し、後続で代替手法へ差し替え可能とした。</w:t>
+      </w:r>
+    </w:p>
+    <w:p/>
+    <w:p>
+      <w:pPr>
+        <w:pStyle w:val="1"/>
+      </w:pPr>
+      <w:r>
+        <w:rPr>
+          <w:rFonts w:hint="eastAsia"/>
+        </w:rPr>
+        <w:t>３．</w:t>
+      </w:r>
+      <w:r>
+        <w:rPr>
+          <w:rFonts w:hint="eastAsia"/>
+        </w:rPr>
+        <w:t>結果と今後の展望</w:t>
+      </w:r>
     </w:p>
     <w:p>
       <w:pPr>
+        <w:ind w:firstLineChars="100" w:firstLine="200"/>
+      </w:pPr>
+      <w:r>
+        <w:rPr>
+          <w:rFonts w:hint="eastAsia"/>
+        </w:rPr>
+        <w:t xml:space="preserve">4 </w:t>
+      </w:r>
+      <w:r>
+        <w:rPr>
+          <w:rFonts w:hint="eastAsia"/>
+        </w:rPr>
+        <w:t>自由度せん断建物の屋根</w:t>
+      </w:r>
+      <w:r>
+        <w:rPr>
+          <w:rFonts w:hint="eastAsia"/>
+        </w:rPr>
+        <w:t xml:space="preserve"> FRF </w:t>
+      </w:r>
+      <w:r>
+        <w:rPr>
+          <w:rFonts w:hint="eastAsia"/>
+        </w:rPr>
+        <w:t>からの層剛性同定問題</w:t>
+      </w:r>
+      <w:r>
+        <w:rPr>
+          <w:rFonts w:hint="eastAsia"/>
+        </w:rPr>
+        <w:t xml:space="preserve"> 1) </w:t>
+      </w:r>
+      <w:r>
+        <w:rPr>
+          <w:rFonts w:hint="eastAsia"/>
+        </w:rPr>
+        <w:t>で動作確認した。事後分布のメインモードは真値</w:t>
+      </w:r>
+      <w:r>
+        <w:rPr>
+          <w:rFonts w:hint="eastAsia"/>
+        </w:rPr>
+        <w:t xml:space="preserve"> $\theta = (1, 1, 1, 1)$ </w:t>
+      </w:r>
+      <w:r>
+        <w:rPr>
+          <w:rFonts w:hint="eastAsia"/>
+        </w:rPr>
+        <w:t>近傍に集中し、識別不能性に由来する等価解も別モードとして再現された。事後平均は</w:t>
+      </w:r>
+      <w:r>
+        <w:rPr>
+          <w:rFonts w:hint="eastAsia"/>
+        </w:rPr>
+        <w:t xml:space="preserve"> $(1.16, 1.02, 0.89, 1.01)$ </w:t>
+      </w:r>
+      <w:r>
+        <w:rPr>
+          <w:rFonts w:hint="eastAsia"/>
+        </w:rPr>
+        <w:t>となり、屋根に近い層の剛性は強く拘束される一方、下層は等価解の影響で</w:t>
+      </w:r>
+      <w:r>
+        <w:rPr>
+          <w:rFonts w:hint="eastAsia"/>
+        </w:rPr>
+        <w:t>やや広い分布を示した。</w:t>
+      </w:r>
+      <w:r>
+        <w:rPr>
+          <w:rFonts w:hint="eastAsia"/>
+        </w:rPr>
+        <w:t xml:space="preserve">GPU </w:t>
+      </w:r>
+      <w:r>
+        <w:rPr>
+          <w:rFonts w:hint="eastAsia"/>
+        </w:rPr>
+        <w:t>上で粒子数</w:t>
+      </w:r>
+      <w:r>
+        <w:rPr>
+          <w:rFonts w:hint="eastAsia"/>
+        </w:rPr>
+        <w:t xml:space="preserve"> 2000 </w:t>
+      </w:r>
+      <w:r>
+        <w:rPr>
+          <w:rFonts w:hint="eastAsia"/>
+        </w:rPr>
+        <w:t>の</w:t>
+      </w:r>
+      <w:r>
+        <w:rPr>
+          <w:rFonts w:hint="eastAsia"/>
+        </w:rPr>
+        <w:t xml:space="preserve"> SMC </w:t>
+      </w:r>
+      <w:r>
+        <w:rPr>
+          <w:rFonts w:hint="eastAsia"/>
+        </w:rPr>
+        <w:t>は約</w:t>
+      </w:r>
+      <w:r>
+        <w:rPr>
+          <w:rFonts w:hint="eastAsia"/>
+        </w:rPr>
+        <w:t xml:space="preserve"> 1.5 </w:t>
+      </w:r>
+      <w:r>
+        <w:rPr>
+          <w:rFonts w:hint="eastAsia"/>
+        </w:rPr>
+        <w:t>秒で完了し、尤度評価約</w:t>
+      </w:r>
+      <w:r>
+        <w:rPr>
+          <w:rFonts w:hint="eastAsia"/>
+        </w:rPr>
+        <w:t xml:space="preserve"> 38 </w:t>
+      </w:r>
+      <w:r>
+        <w:rPr>
+          <w:rFonts w:hint="eastAsia"/>
+        </w:rPr>
+        <w:t>万回に対しシミュレータ呼び出しは</w:t>
+      </w:r>
+      <w:r>
+        <w:rPr>
+          <w:rFonts w:hint="eastAsia"/>
+        </w:rPr>
+        <w:t xml:space="preserve"> 0 </w:t>
+      </w:r>
+      <w:r>
+        <w:rPr>
+          <w:rFonts w:hint="eastAsia"/>
+        </w:rPr>
+        <w:t>回である。多峰性のある不確実性定量化付き逆推定を、高速かつ並列に実施可能であることを示した。</w:t>
+      </w:r>
+    </w:p>
+    <w:p/>
+    <w:p>
+      <w:r>
+        <w:rPr>
+          <w:rFonts w:hint="eastAsia"/>
+        </w:rPr>
+        <w:t>本研究の貢献は新規手法の提案ではなく、既存の潜在空間ベイズ推論を、各構成要素を差し替え可能な比較研究の土台として再整備した点にある。これにより「どの手法がどの問題に最適か」という、これまで横断的に検証されてこなかった問いに取り組む基盤が整ったと位置づけられる。今後は尤度モデル部分の拡張比較を最優先課題とし、</w:t>
+      </w:r>
+      <w:r>
+        <w:rPr>
+          <w:rFonts w:hint="eastAsia"/>
+        </w:rPr>
+        <w:t xml:space="preserve">Normalizing Flow </w:t>
+      </w:r>
+      <w:r>
+        <w:rPr>
+          <w:rFonts w:hint="eastAsia"/>
+        </w:rPr>
+        <w:t>や拡散モデル等の代替を同一ベンチマーク上で比較する。さらに複雑系へ適用範囲を広げ、工学逆問題ごとに最適な手法構成を選択可能なライブラリへ発展させる。</w:t>
+      </w:r>
+    </w:p>
+    <w:p/>
+    <w:p>
+      <w:pPr>
         <w:pStyle w:val="1"/>
       </w:pPr>
       <w:r>
-        <w:t xml:space="preserve">３．検証例</w:t>
+        <w:rPr>
+          <w:rFonts w:hint="eastAsia"/>
+        </w:rPr>
+        <w:t>参考文献</w:t>
       </w:r>
     </w:p>
     <w:p>
       <w:pPr>
-        <w:pStyle w:val="a7"/>
-      </w:pPr>
-      <w:r>
-        <w:t xml:space="preserve">文献 1) に倣い、4 自由度せん断建物（屋上 FRF のみ観測）の層剛性推定で動作確認を行った。真値 θ = (1, 1, 1, 1) に対して、事後分布のメインモードは真値近傍に集中し、観測上の同定不能性に由来する等価解も別モードとして再現された。実行時間は SMC で約 0.8 秒、NUTS で 1782 秒となり、GPU 並列化により約 2200 倍の高速化が確認された 1)。</w:t>
+        <w:pStyle w:val="a"/>
+      </w:pPr>
+      <w:proofErr w:type="spellStart"/>
+      <w:r>
+        <w:t>Yaoyama</w:t>
+      </w:r>
+      <w:proofErr w:type="spellEnd"/>
+      <w:r>
+        <w:t>, T. et al., Finite element model updating of building structures under seismic excitation: A parallelized latent space-based Bayesian framework, arXiv:2604.22305 (preprint, 2026).</w:t>
       </w:r>
     </w:p>
     <w:p>
       <w:pPr>
-        <w:pStyle w:val="a0"/>
-      </w:pPr>
+        <w:pStyle w:val="a"/>
+      </w:pPr>
+      <w:proofErr w:type="spellStart"/>
+      <w:r>
+        <w:t>Itoi</w:t>
+      </w:r>
+      <w:proofErr w:type="spellEnd"/>
+      <w:r>
+        <w:t>, T. et al., Bayesian structural model updating with multimodal variational autoencoder, *</w:t>
+      </w:r>
+      <w:proofErr w:type="spellStart"/>
+      <w:r>
+        <w:t>Comput</w:t>
+      </w:r>
+      <w:proofErr w:type="spellEnd"/>
+      <w:r>
+        <w:t>. Methods Appl. Mech. Eng.* **429**, 117148 (2024).</w:t>
+      </w:r>
     </w:p>
     <w:p>
       <w:pPr>
-        <w:pStyle w:val="1"/>
-      </w:pPr>
-      <w:r>
-        <w:t xml:space="preserve">４．まとめ</w:t>
-      </w:r>
-    </w:p>
-    <w:p>
-      <w:pPr>
-        <w:pStyle w:val="a7"/>
-      </w:pPr>
-      <w:r>
-        <w:t xml:space="preserve">工学一般の逆問題を対象とした、不確実性定量化付きの潜在空間ベイズ推論フレームワークを構築した。今後は代替尤度モデルやサンプラーの実装と比較、より複雑なシステムへの適用拡張を進める。</w:t>
-      </w:r>
-    </w:p>
-    <w:p>
-      <w:pPr>
-        <w:pStyle w:val="a0"/>
-      </w:pPr>
-    </w:p>
-    <w:p>
-      <w:pPr>
-        <w:pStyle w:val="1"/>
-      </w:pPr>
-      <w:r>
-        <w:t xml:space="preserve">参考文献</w:t>
-      </w:r>
-    </w:p>
-    <w:p>
-      <w:pPr>
         <w:pStyle w:val="a"/>
       </w:pPr>
       <w:r>
-        <w:t xml:space="preserve">Yaoyama, T. et al., Finite element model updating of building structures under seismic excitation: A parallelized latent space-based Bayesian framework, Nucl. Eng. Des. (2026).</w:t>
-      </w:r>
-    </w:p>
-    <w:p>
-      <w:pPr>
-        <w:pStyle w:val="a"/>
-      </w:pPr>
-      <w:r>
-        <w:t xml:space="preserve">Itoi, T. et al., Bayesian structural model updating with multimodal variational autoencoder, Comput. Methods Appl. Mech. Eng., 429, 117148 (2024).</w:t>
-      </w:r>
-    </w:p>
-    <w:p>
-      <w:pPr>
-        <w:pStyle w:val="a"/>
-      </w:pPr>
-      <w:r>
-        <w:t xml:space="preserve">Ching, J., Chen, Y.-C., Transitional Markov chain Monte Carlo method for Bayesian model updating, model class selection, and model averaging, J. Eng. Mech., 133(7), 816-832 (2007).</w:t>
+        <w:t>Ching, J., Chen, Y.-C., Transitional Markov chain Monte Carlo method for Bayesian model updating, model class selection, and model averaging, *J. Eng. Mech.* **133**(7), 816-832 (2007).</w:t>
       </w:r>
     </w:p>
     <w:sectPr>

--- a/docs/presentation/abstract/abstract.docx
+++ b/docs/presentation/abstract/abstract.docx
@@ -148,6 +148,312 @@
       <w:pPr>
         <w:pStyle w:val="a9"/>
       </w:pPr>
+      <m:oMath>
+        <m:r>
+          <w:rPr>
+            <w:rFonts w:ascii="Cambria Math" w:hAnsi="Cambria Math"/>
+          </w:rPr>
+          <m:t>p</m:t>
+        </m:r>
+        <m:d>
+          <m:dPr>
+            <m:sepChr m:val="∣"/>
+            <m:ctrlPr>
+              <w:rPr>
+                <w:rFonts w:ascii="Cambria Math" w:hAnsi="Cambria Math"/>
+                <w:i/>
+                <w:iCs/>
+              </w:rPr>
+            </m:ctrlPr>
+          </m:dPr>
+          <m:e>
+            <m:r>
+              <m:rPr>
+                <m:sty m:val="p"/>
+              </m:rPr>
+              <w:rPr>
+                <w:rFonts w:ascii="Cambria Math" w:hAnsi="Cambria Math"/>
+              </w:rPr>
+              <m:t>θ</m:t>
+            </m:r>
+            <m:ctrlPr>
+              <w:rPr>
+                <w:rFonts w:ascii="Cambria Math" w:hAnsi="Cambria Math"/>
+                <w:iCs/>
+              </w:rPr>
+            </m:ctrlPr>
+          </m:e>
+          <m:e>
+            <m:sSub>
+              <m:sSubPr>
+                <m:ctrlPr>
+                  <w:rPr>
+                    <w:rFonts w:ascii="Cambria Math" w:hAnsi="Cambria Math"/>
+                    <w:i/>
+                    <w:iCs/>
+                  </w:rPr>
+                </m:ctrlPr>
+              </m:sSubPr>
+              <m:e>
+                <m:r>
+                  <w:rPr>
+                    <w:rFonts w:ascii="Cambria Math" w:hAnsi="Cambria Math"/>
+                  </w:rPr>
+                  <m:t>x</m:t>
+                </m:r>
+                <m:ctrlPr>
+                  <w:rPr>
+                    <w:rFonts w:ascii="Cambria Math" w:hAnsi="Cambria Math"/>
+                    <w:iCs/>
+                  </w:rPr>
+                </m:ctrlPr>
+              </m:e>
+              <m:sub>
+                <m:r>
+                  <m:rPr>
+                    <m:nor/>
+                  </m:rPr>
+                  <w:rPr>
+                    <w:rFonts w:ascii="Cambria Math" w:hAnsi="Cambria Math"/>
+                    <w:iCs/>
+                  </w:rPr>
+                  <m:t>obs</m:t>
+                </m:r>
+              </m:sub>
+            </m:sSub>
+          </m:e>
+        </m:d>
+        <m:r>
+          <w:rPr>
+            <w:rFonts w:ascii="Cambria Math" w:hAnsi="Cambria Math"/>
+          </w:rPr>
+          <m:t> </m:t>
+        </m:r>
+        <m:r>
+          <m:rPr>
+            <m:sty m:val="p"/>
+          </m:rPr>
+          <w:rPr>
+            <w:rFonts w:ascii="Cambria Math" w:hAnsi="Cambria Math" w:hint="eastAsia"/>
+          </w:rPr>
+          <m:t>∝</m:t>
+        </m:r>
+        <m:r>
+          <w:rPr>
+            <w:rFonts w:ascii="Cambria Math" w:hAnsi="Cambria Math"/>
+          </w:rPr>
+          <m:t> </m:t>
+        </m:r>
+        <m:r>
+          <w:rPr>
+            <w:rFonts w:ascii="Cambria Math" w:hAnsi="Cambria Math"/>
+          </w:rPr>
+          <m:t>L</m:t>
+        </m:r>
+        <m:d>
+          <m:dPr>
+            <m:ctrlPr>
+              <w:rPr>
+                <w:rFonts w:ascii="Cambria Math" w:hAnsi="Cambria Math"/>
+                <w:i/>
+                <w:iCs/>
+              </w:rPr>
+            </m:ctrlPr>
+          </m:dPr>
+          <m:e>
+            <m:r>
+              <m:rPr>
+                <m:sty m:val="p"/>
+              </m:rPr>
+              <w:rPr>
+                <w:rFonts w:ascii="Cambria Math" w:hAnsi="Cambria Math"/>
+              </w:rPr>
+              <m:t>θ</m:t>
+            </m:r>
+            <m:r>
+              <w:rPr>
+                <w:rFonts w:ascii="Cambria Math" w:hAnsi="Cambria Math"/>
+              </w:rPr>
+              <m:t>;</m:t>
+            </m:r>
+            <m:r>
+              <w:rPr>
+                <w:rFonts w:ascii="Cambria Math" w:hAnsi="Cambria Math"/>
+              </w:rPr>
+              <m:t> </m:t>
+            </m:r>
+            <m:sSub>
+              <m:sSubPr>
+                <m:ctrlPr>
+                  <w:rPr>
+                    <w:rFonts w:ascii="Cambria Math" w:hAnsi="Cambria Math"/>
+                    <w:i/>
+                    <w:iCs/>
+                  </w:rPr>
+                </m:ctrlPr>
+              </m:sSubPr>
+              <m:e>
+                <m:r>
+                  <w:rPr>
+                    <w:rFonts w:ascii="Cambria Math" w:hAnsi="Cambria Math"/>
+                  </w:rPr>
+                  <m:t>x</m:t>
+                </m:r>
+              </m:e>
+              <m:sub>
+                <m:r>
+                  <m:rPr>
+                    <m:nor/>
+                  </m:rPr>
+                  <w:rPr>
+                    <w:rFonts w:ascii="Cambria Math" w:hAnsi="Cambria Math"/>
+                    <w:iCs/>
+                  </w:rPr>
+                  <m:t>obs</m:t>
+                </m:r>
+              </m:sub>
+            </m:sSub>
+          </m:e>
+        </m:d>
+        <m:r>
+          <w:rPr>
+            <w:rFonts w:ascii="Cambria Math" w:hAnsi="Cambria Math"/>
+          </w:rPr>
+          <m:t> </m:t>
+        </m:r>
+        <m:r>
+          <w:rPr>
+            <w:rFonts w:ascii="Cambria Math" w:hAnsi="Cambria Math"/>
+          </w:rPr>
+          <m:t>p</m:t>
+        </m:r>
+        <m:d>
+          <m:dPr>
+            <m:ctrlPr>
+              <w:rPr>
+                <w:rFonts w:ascii="Cambria Math" w:hAnsi="Cambria Math"/>
+                <w:i/>
+                <w:iCs/>
+              </w:rPr>
+            </m:ctrlPr>
+          </m:dPr>
+          <m:e>
+            <m:r>
+              <m:rPr>
+                <m:sty m:val="p"/>
+              </m:rPr>
+              <w:rPr>
+                <w:rFonts w:ascii="Cambria Math" w:hAnsi="Cambria Math"/>
+              </w:rPr>
+              <m:t>θ</m:t>
+            </m:r>
+          </m:e>
+        </m:d>
+      </m:oMath>
+      <w:r>
+        <w:rPr>
+          <w:iCs/>
+        </w:rPr>
+        <w:tab/>
+        <w:t>(1)</w:t>
+      </w:r>
+    </w:p>
+    <w:p>
+      <w:pPr>
+        <w:ind w:firstLineChars="100" w:firstLine="200"/>
+      </w:pPr>
+      <w:r>
+        <w:rPr>
+          <w:rFonts w:hint="eastAsia"/>
+        </w:rPr>
+        <w:t>潜在空間ベイズ推論では低次元潜在変数</w:t>
+      </w:r>
+      <w:r>
+        <w:t xml:space="preserve"> </w:t>
+      </w:r>
+      <m:oMath>
+        <m:r>
+          <w:rPr>
+            <w:rFonts w:ascii="Cambria Math" w:hAnsi="Cambria Math"/>
+          </w:rPr>
+          <m:t>z</m:t>
+        </m:r>
+      </m:oMath>
+      <w:r>
+        <w:t xml:space="preserve"> </w:t>
+      </w:r>
+      <w:r>
+        <w:rPr>
+          <w:rFonts w:hint="eastAsia"/>
+        </w:rPr>
+        <w:t>を介して尤度を近似する。観測側エンコーダ</w:t>
+      </w:r>
+      <w:r>
+        <w:t xml:space="preserve"> </w:t>
+      </w:r>
+      <m:oMath>
+        <m:sSub>
+          <m:sSubPr>
+            <m:ctrlPr>
+              <w:rPr>
+                <w:rFonts w:ascii="Cambria Math" w:hAnsi="Cambria Math"/>
+                <w:i/>
+              </w:rPr>
+            </m:ctrlPr>
+          </m:sSubPr>
+          <m:e>
+            <m:r>
+              <w:rPr>
+                <w:rFonts w:ascii="Cambria Math" w:hAnsi="Cambria Math"/>
+              </w:rPr>
+              <m:t>q</m:t>
+            </m:r>
+          </m:e>
+          <m:sub>
+            <m:sSub>
+              <m:sSubPr>
+                <m:ctrlPr>
+                  <w:rPr>
+                    <w:rFonts w:ascii="Cambria Math" w:hAnsi="Cambria Math"/>
+                    <w:i/>
+                  </w:rPr>
+                </m:ctrlPr>
+              </m:sSubPr>
+              <m:e>
+                <m:r>
+                  <m:rPr>
+                    <m:sty m:val="p"/>
+                  </m:rPr>
+                  <w:rPr>
+                    <w:rFonts w:ascii="Cambria Math" w:hAnsi="Cambria Math"/>
+                  </w:rPr>
+                  <m:t>ϕ</m:t>
+                </m:r>
+              </m:e>
+              <m:sub>
+                <m:r>
+                  <w:rPr>
+                    <w:rFonts w:ascii="Cambria Math" w:hAnsi="Cambria Math"/>
+                  </w:rPr>
+                  <m:t>x</m:t>
+                </m:r>
+              </m:sub>
+            </m:sSub>
+          </m:sub>
+        </m:sSub>
+      </m:oMath>
+      <w:r>
+        <w:t xml:space="preserve"> </w:t>
+      </w:r>
+      <w:r>
+        <w:rPr>
+          <w:rFonts w:hint="eastAsia"/>
+        </w:rPr>
+        <w:t>、パラメータ側エンコーダ</w:t>
+      </w:r>
+      <w:r>
+        <w:t xml:space="preserve"> </w:t>
+      </w:r>
       <m:oMath>
         <m:sSub>
           <m:sSubPr>
@@ -159,50 +465,16 @@
           </m:sSubPr>
           <m:e>
             <m:r>
-              <w:rPr>
-                <w:rFonts w:ascii="Cambria Math" w:hAnsi="Cambria Math"/>
-              </w:rPr>
-              <m:t>e</m:t>
-            </m:r>
-          </m:e>
-          <m:sub>
-            <m:r>
               <m:rPr>
                 <m:sty m:val="p"/>
               </m:rPr>
               <w:rPr>
                 <w:rFonts w:ascii="Cambria Math" w:hAnsi="Cambria Math"/>
               </w:rPr>
-              <m:t>1</m:t>
+              <m:t>q</m:t>
             </m:r>
-          </m:sub>
-        </m:sSub>
-        <m:r>
-          <m:rPr>
-            <m:sty m:val="p"/>
-          </m:rPr>
-          <w:rPr>
-            <w:rFonts w:ascii="Cambria Math" w:hAnsi="Cambria Math"/>
-          </w:rPr>
-          <m:t>=</m:t>
-        </m:r>
-        <m:f>
-          <m:fPr>
-            <m:ctrlPr>
-              <w:rPr>
-                <w:rFonts w:ascii="Cambria Math" w:hAnsi="Cambria Math"/>
-              </w:rPr>
-            </m:ctrlPr>
-          </m:fPr>
-          <m:num>
-            <m:r>
-              <w:rPr>
-                <w:rFonts w:ascii="Cambria Math" w:hAnsi="Cambria Math"/>
-              </w:rPr>
-              <m:t>P</m:t>
-            </m:r>
-          </m:num>
-          <m:den>
+          </m:e>
+          <m:sub>
             <m:sSub>
               <m:sSubPr>
                 <m:ctrlPr>
@@ -213,23 +485,43 @@
               </m:sSubPr>
               <m:e>
                 <m:r>
+                  <m:rPr>
+                    <m:sty m:val="p"/>
+                  </m:rPr>
                   <w:rPr>
                     <w:rFonts w:ascii="Cambria Math" w:hAnsi="Cambria Math"/>
                   </w:rPr>
-                  <m:t>ρ</m:t>
+                  <m:t>ϕ</m:t>
                 </m:r>
               </m:e>
               <m:sub>
                 <m:r>
+                  <m:rPr>
+                    <m:sty m:val="p"/>
+                  </m:rPr>
                   <w:rPr>
                     <w:rFonts w:ascii="Cambria Math" w:hAnsi="Cambria Math"/>
                   </w:rPr>
-                  <m:t>L</m:t>
+                  <m:t>θ</m:t>
                 </m:r>
               </m:sub>
             </m:sSub>
-          </m:den>
-        </m:f>
+          </m:sub>
+        </m:sSub>
+      </m:oMath>
+      <w:r>
+        <w:t xml:space="preserve"> </w:t>
+      </w:r>
+      <w:r>
+        <w:rPr>
+          <w:rFonts w:hint="eastAsia"/>
+        </w:rPr>
+        <w:t>、潜在事前</w:t>
+      </w:r>
+      <w:r>
+        <w:t xml:space="preserve"> </w:t>
+      </w:r>
+      <m:oMath>
         <m:r>
           <m:rPr>
             <m:sty m:val="p"/>
@@ -237,55 +529,17 @@
           <w:rPr>
             <w:rFonts w:ascii="Cambria Math" w:hAnsi="Cambria Math"/>
           </w:rPr>
-          <m:t>+</m:t>
+          <m:t>p</m:t>
         </m:r>
-        <m:f>
-          <m:fPr>
+        <m:d>
+          <m:dPr>
             <m:ctrlPr>
               <w:rPr>
                 <w:rFonts w:ascii="Cambria Math" w:hAnsi="Cambria Math"/>
               </w:rPr>
             </m:ctrlPr>
-          </m:fPr>
-          <m:num>
-            <m:sSubSup>
-              <m:sSubSupPr>
-                <m:ctrlPr>
-                  <w:rPr>
-                    <w:rFonts w:ascii="Cambria Math" w:hAnsi="Cambria Math"/>
-                  </w:rPr>
-                </m:ctrlPr>
-              </m:sSubSupPr>
-              <m:e>
-                <m:r>
-                  <w:rPr>
-                    <w:rFonts w:ascii="Cambria Math" w:hAnsi="Cambria Math"/>
-                  </w:rPr>
-                  <m:t>u</m:t>
-                </m:r>
-              </m:e>
-              <m:sub>
-                <m:r>
-                  <w:rPr>
-                    <w:rFonts w:ascii="Cambria Math" w:hAnsi="Cambria Math"/>
-                  </w:rPr>
-                  <m:t>L</m:t>
-                </m:r>
-              </m:sub>
-              <m:sup>
-                <m:r>
-                  <m:rPr>
-                    <m:sty m:val="p"/>
-                  </m:rPr>
-                  <w:rPr>
-                    <w:rFonts w:ascii="Cambria Math" w:hAnsi="Cambria Math"/>
-                  </w:rPr>
-                  <m:t>2</m:t>
-                </m:r>
-              </m:sup>
-            </m:sSubSup>
-          </m:num>
-          <m:den>
+          </m:dPr>
+          <m:e>
             <m:r>
               <m:rPr>
                 <m:sty m:val="p"/>
@@ -293,143 +547,47 @@
               <w:rPr>
                 <w:rFonts w:ascii="Cambria Math" w:hAnsi="Cambria Math"/>
               </w:rPr>
-              <m:t>2</m:t>
+              <m:t>z</m:t>
             </m:r>
-          </m:den>
-        </m:f>
+          </m:e>
+        </m:d>
         <m:r>
           <m:rPr>
             <m:sty m:val="p"/>
           </m:rPr>
           <w:rPr>
-            <w:rFonts w:ascii="Cambria Math" w:hAnsi="Cambria Math"/>
+            <w:rFonts w:ascii="Cambria Math" w:hAnsi="Cambria Math" w:hint="eastAsia"/>
           </w:rPr>
-          <m:t>+</m:t>
+          <m:t>=</m:t>
         </m:r>
         <m:r>
+          <m:rPr>
+            <m:scr m:val="script"/>
+            <m:sty m:val="p"/>
+          </m:rPr>
           <w:rPr>
             <w:rFonts w:ascii="Cambria Math" w:hAnsi="Cambria Math"/>
           </w:rPr>
-          <m:t>gz</m:t>
+          <m:t>N</m:t>
         </m:r>
-      </m:oMath>
-      <w:r>
-        <w:rPr>
-          <w:iCs/>
-        </w:rPr>
-        <w:tab/>
-        <w:t>(1)</w:t>
-      </w:r>
-    </w:p>
-    <w:p>
-      <w:pPr>
-        <w:ind w:firstLineChars="100" w:firstLine="200"/>
-      </w:pPr>
-      <w:r>
-        <w:rPr>
-          <w:rFonts w:hint="eastAsia"/>
-        </w:rPr>
-        <w:t>潜在空間ベイズ推論では低次元潜在変数</w:t>
-      </w:r>
-      <w:r>
-        <w:rPr>
-          <w:rFonts w:hint="eastAsia"/>
-        </w:rPr>
-        <w:t xml:space="preserve"> $z$ </w:t>
-      </w:r>
-      <w:r>
-        <w:rPr>
-          <w:rFonts w:hint="eastAsia"/>
-        </w:rPr>
-        <w:t>を介して尤度を近似する。観測側エンコーダ</w:t>
-      </w:r>
-      <w:r>
-        <w:rPr>
-          <w:rFonts w:hint="eastAsia"/>
-        </w:rPr>
-        <w:t xml:space="preserve"> $q_{\</w:t>
-      </w:r>
-      <w:proofErr w:type="spellStart"/>
-      <w:r>
-        <w:rPr>
-          <w:rFonts w:hint="eastAsia"/>
-        </w:rPr>
-        <w:t>phi_x</w:t>
-      </w:r>
-      <w:proofErr w:type="spellEnd"/>
-      <w:r>
-        <w:rPr>
-          <w:rFonts w:hint="eastAsia"/>
-        </w:rPr>
-        <w:t>}$</w:t>
-      </w:r>
-      <w:r>
-        <w:rPr>
-          <w:rFonts w:hint="eastAsia"/>
-        </w:rPr>
-        <w:t>、パラメータ側エンコーダ</w:t>
-      </w:r>
-      <w:r>
-        <w:rPr>
-          <w:rFonts w:hint="eastAsia"/>
-        </w:rPr>
-        <w:t xml:space="preserve"> $q_{\phi_\theta}$</w:t>
-      </w:r>
-      <w:r>
-        <w:rPr>
-          <w:rFonts w:hint="eastAsia"/>
-        </w:rPr>
-        <w:t>、潜在事前</w:t>
-      </w:r>
-      <w:r>
-        <w:rPr>
-          <w:rFonts w:hint="eastAsia"/>
-        </w:rPr>
-        <w:t xml:space="preserve"> $p(z) = \</w:t>
-      </w:r>
-      <w:proofErr w:type="spellStart"/>
-      <w:r>
-        <w:rPr>
-          <w:rFonts w:hint="eastAsia"/>
-        </w:rPr>
-        <w:t>mathcal</w:t>
-      </w:r>
-      <w:proofErr w:type="spellEnd"/>
-      <w:r>
-        <w:rPr>
-          <w:rFonts w:hint="eastAsia"/>
-        </w:rPr>
-        <w:t xml:space="preserve">{N}(0, I)$ </w:t>
-      </w:r>
-      <w:r>
-        <w:rPr>
-          <w:rFonts w:hint="eastAsia"/>
-        </w:rPr>
-        <w:t>を全てガウスとして構成すれば、</w:t>
-      </w:r>
-    </w:p>
-    <w:p>
-      <w:pPr>
-        <w:pStyle w:val="a9"/>
-      </w:pPr>
-      <m:oMath>
-        <m:sSub>
-          <m:sSubPr>
+        <m:d>
+          <m:dPr>
             <m:ctrlPr>
               <w:rPr>
                 <w:rFonts w:ascii="Cambria Math" w:hAnsi="Cambria Math"/>
               </w:rPr>
             </m:ctrlPr>
-          </m:sSubPr>
+          </m:dPr>
           <m:e>
             <m:r>
+              <m:rPr>
+                <m:sty m:val="p"/>
+              </m:rPr>
               <w:rPr>
-                <w:rFonts w:ascii="Cambria Math" w:hAnsi="Cambria Math"/>
+                <w:rFonts w:ascii="Cambria Math" w:hAnsi="Cambria Math" w:hint="eastAsia"/>
               </w:rPr>
-              <m:t>e</m:t>
+              <m:t>0,</m:t>
             </m:r>
-          </m:e>
-          <m:sub>
             <m:r>
               <m:rPr>
                 <m:sty m:val="p"/>
@@ -437,41 +595,89 @@
               <w:rPr>
                 <w:rFonts w:ascii="Cambria Math" w:hAnsi="Cambria Math"/>
               </w:rPr>
-              <m:t>1</m:t>
+              <m:t>I</m:t>
             </m:r>
-          </m:sub>
-        </m:sSub>
-        <m:r>
-          <m:rPr>
-            <m:sty m:val="p"/>
-          </m:rPr>
-          <w:rPr>
-            <w:rFonts w:ascii="Cambria Math" w:hAnsi="Cambria Math"/>
-          </w:rPr>
-          <m:t>=</m:t>
-        </m:r>
-        <m:f>
-          <m:fPr>
+          </m:e>
+        </m:d>
+      </m:oMath>
+      <w:r>
+        <w:t xml:space="preserve"> </w:t>
+      </w:r>
+      <w:r>
+        <w:rPr>
+          <w:rFonts w:hint="eastAsia"/>
+        </w:rPr>
+        <w:t xml:space="preserve"> </w:t>
+      </w:r>
+      <w:r>
+        <w:rPr>
+          <w:rFonts w:hint="eastAsia"/>
+        </w:rPr>
+        <w:t>を全てガウスとして構成すれば、</w:t>
+      </w:r>
+    </w:p>
+    <w:p>
+      <w:pPr>
+        <w:pStyle w:val="a9"/>
+      </w:pPr>
+      <m:oMath>
+        <m:acc>
+          <m:accPr>
             <m:ctrlPr>
               <w:rPr>
                 <w:rFonts w:ascii="Cambria Math" w:hAnsi="Cambria Math"/>
+                <w:iCs/>
               </w:rPr>
             </m:ctrlPr>
-          </m:fPr>
-          <m:num>
+          </m:accPr>
+          <m:e>
             <m:r>
               <w:rPr>
                 <w:rFonts w:ascii="Cambria Math" w:hAnsi="Cambria Math"/>
               </w:rPr>
-              <m:t>P</m:t>
+              <m:t>L</m:t>
             </m:r>
-          </m:num>
-          <m:den>
+          </m:e>
+        </m:acc>
+        <m:d>
+          <m:dPr>
+            <m:ctrlPr>
+              <w:rPr>
+                <w:rFonts w:ascii="Cambria Math" w:hAnsi="Cambria Math"/>
+                <w:i/>
+                <w:iCs/>
+              </w:rPr>
+            </m:ctrlPr>
+          </m:dPr>
+          <m:e>
+            <m:r>
+              <m:rPr>
+                <m:sty m:val="p"/>
+              </m:rPr>
+              <w:rPr>
+                <w:rFonts w:ascii="Cambria Math" w:hAnsi="Cambria Math"/>
+              </w:rPr>
+              <m:t>θ</m:t>
+            </m:r>
+            <m:r>
+              <w:rPr>
+                <w:rFonts w:ascii="Cambria Math" w:hAnsi="Cambria Math"/>
+              </w:rPr>
+              <m:t>;</m:t>
+            </m:r>
+            <m:r>
+              <w:rPr>
+                <w:rFonts w:ascii="Cambria Math" w:hAnsi="Cambria Math"/>
+              </w:rPr>
+              <m:t> </m:t>
+            </m:r>
             <m:sSub>
               <m:sSubPr>
                 <m:ctrlPr>
                   <w:rPr>
                     <w:rFonts w:ascii="Cambria Math" w:hAnsi="Cambria Math"/>
+                    <w:i/>
+                    <w:iCs/>
                   </w:rPr>
                 </m:ctrlPr>
               </m:sSubPr>
@@ -480,20 +686,601 @@
                   <w:rPr>
                     <w:rFonts w:ascii="Cambria Math" w:hAnsi="Cambria Math"/>
                   </w:rPr>
-                  <m:t>ρ</m:t>
+                  <m:t>x</m:t>
                 </m:r>
               </m:e>
               <m:sub>
                 <m:r>
+                  <m:rPr>
+                    <m:nor/>
+                  </m:rPr>
+                  <w:rPr>
+                    <w:rFonts w:ascii="Cambria Math" w:hAnsi="Cambria Math"/>
+                    <w:iCs/>
+                  </w:rPr>
+                  <m:t>obs</m:t>
+                </m:r>
+              </m:sub>
+            </m:sSub>
+          </m:e>
+        </m:d>
+        <m:r>
+          <w:rPr>
+            <w:rFonts w:ascii="Cambria Math" w:hAnsi="Cambria Math"/>
+          </w:rPr>
+          <m:t> </m:t>
+        </m:r>
+        <m:r>
+          <w:rPr>
+            <w:rFonts w:ascii="Cambria Math" w:hAnsi="Cambria Math"/>
+          </w:rPr>
+          <m:t>=</m:t>
+        </m:r>
+        <m:r>
+          <w:rPr>
+            <w:rFonts w:ascii="Cambria Math" w:hAnsi="Cambria Math"/>
+          </w:rPr>
+          <m:t> </m:t>
+        </m:r>
+        <m:nary>
+          <m:naryPr>
+            <m:subHide m:val="1"/>
+            <m:supHide m:val="1"/>
+            <m:ctrlPr>
+              <w:rPr>
+                <w:rFonts w:ascii="Cambria Math" w:hAnsi="Cambria Math"/>
+                <w:iCs/>
+              </w:rPr>
+            </m:ctrlPr>
+          </m:naryPr>
+          <m:sub/>
+          <m:sup/>
+          <m:e>
+            <m:f>
+              <m:fPr>
+                <m:ctrlPr>
+                  <w:rPr>
+                    <w:rFonts w:ascii="Cambria Math" w:hAnsi="Cambria Math"/>
+                    <w:iCs/>
+                  </w:rPr>
+                </m:ctrlPr>
+              </m:fPr>
+              <m:num>
+                <m:sSub>
+                  <m:sSubPr>
+                    <m:ctrlPr>
+                      <w:rPr>
+                        <w:rFonts w:ascii="Cambria Math" w:hAnsi="Cambria Math"/>
+                        <w:i/>
+                        <w:iCs/>
+                      </w:rPr>
+                    </m:ctrlPr>
+                  </m:sSubPr>
+                  <m:e>
+                    <m:r>
+                      <w:rPr>
+                        <w:rFonts w:ascii="Cambria Math" w:hAnsi="Cambria Math"/>
+                      </w:rPr>
+                      <m:t>q</m:t>
+                    </m:r>
+                  </m:e>
+                  <m:sub>
+                    <m:sSub>
+                      <m:sSubPr>
+                        <m:ctrlPr>
+                          <w:rPr>
+                            <w:rFonts w:ascii="Cambria Math" w:hAnsi="Cambria Math"/>
+                            <w:i/>
+                            <w:iCs/>
+                          </w:rPr>
+                        </m:ctrlPr>
+                      </m:sSubPr>
+                      <m:e>
+                        <m:r>
+                          <m:rPr>
+                            <m:sty m:val="p"/>
+                          </m:rPr>
+                          <w:rPr>
+                            <w:rFonts w:ascii="Cambria Math" w:hAnsi="Cambria Math"/>
+                          </w:rPr>
+                          <m:t>ϕ</m:t>
+                        </m:r>
+                      </m:e>
+                      <m:sub>
+                        <m:r>
+                          <w:rPr>
+                            <w:rFonts w:ascii="Cambria Math" w:hAnsi="Cambria Math"/>
+                          </w:rPr>
+                          <m:t>x</m:t>
+                        </m:r>
+                      </m:sub>
+                    </m:sSub>
+                  </m:sub>
+                </m:sSub>
+                <m:d>
+                  <m:dPr>
+                    <m:sepChr m:val="∣"/>
+                    <m:ctrlPr>
+                      <w:rPr>
+                        <w:rFonts w:ascii="Cambria Math" w:hAnsi="Cambria Math"/>
+                        <w:i/>
+                        <w:iCs/>
+                      </w:rPr>
+                    </m:ctrlPr>
+                  </m:dPr>
+                  <m:e>
+                    <m:r>
+                      <w:rPr>
+                        <w:rFonts w:ascii="Cambria Math" w:hAnsi="Cambria Math"/>
+                      </w:rPr>
+                      <m:t>z</m:t>
+                    </m:r>
+                    <m:ctrlPr>
+                      <w:rPr>
+                        <w:rFonts w:ascii="Cambria Math" w:hAnsi="Cambria Math"/>
+                        <w:iCs/>
+                      </w:rPr>
+                    </m:ctrlPr>
+                  </m:e>
+                  <m:e>
+                    <m:sSub>
+                      <m:sSubPr>
+                        <m:ctrlPr>
+                          <w:rPr>
+                            <w:rFonts w:ascii="Cambria Math" w:hAnsi="Cambria Math"/>
+                            <w:i/>
+                            <w:iCs/>
+                          </w:rPr>
+                        </m:ctrlPr>
+                      </m:sSubPr>
+                      <m:e>
+                        <m:r>
+                          <w:rPr>
+                            <w:rFonts w:ascii="Cambria Math" w:hAnsi="Cambria Math"/>
+                          </w:rPr>
+                          <m:t>x</m:t>
+                        </m:r>
+                        <m:ctrlPr>
+                          <w:rPr>
+                            <w:rFonts w:ascii="Cambria Math" w:hAnsi="Cambria Math"/>
+                            <w:iCs/>
+                          </w:rPr>
+                        </m:ctrlPr>
+                      </m:e>
+                      <m:sub>
+                        <m:r>
+                          <m:rPr>
+                            <m:nor/>
+                          </m:rPr>
+                          <w:rPr>
+                            <w:rFonts w:ascii="Cambria Math" w:hAnsi="Cambria Math"/>
+                            <w:iCs/>
+                          </w:rPr>
+                          <m:t>obs</m:t>
+                        </m:r>
+                      </m:sub>
+                    </m:sSub>
+                  </m:e>
+                </m:d>
+                <m:r>
                   <w:rPr>
                     <w:rFonts w:ascii="Cambria Math" w:hAnsi="Cambria Math"/>
                   </w:rPr>
-                  <m:t>L</m:t>
+                  <m:t> </m:t>
                 </m:r>
-              </m:sub>
-            </m:sSub>
-          </m:den>
-        </m:f>
+                <m:sSub>
+                  <m:sSubPr>
+                    <m:ctrlPr>
+                      <w:rPr>
+                        <w:rFonts w:ascii="Cambria Math" w:hAnsi="Cambria Math"/>
+                        <w:i/>
+                        <w:iCs/>
+                      </w:rPr>
+                    </m:ctrlPr>
+                  </m:sSubPr>
+                  <m:e>
+                    <m:r>
+                      <w:rPr>
+                        <w:rFonts w:ascii="Cambria Math" w:hAnsi="Cambria Math"/>
+                      </w:rPr>
+                      <m:t>q</m:t>
+                    </m:r>
+                  </m:e>
+                  <m:sub>
+                    <m:sSub>
+                      <m:sSubPr>
+                        <m:ctrlPr>
+                          <w:rPr>
+                            <w:rFonts w:ascii="Cambria Math" w:hAnsi="Cambria Math"/>
+                            <w:i/>
+                            <w:iCs/>
+                          </w:rPr>
+                        </m:ctrlPr>
+                      </m:sSubPr>
+                      <m:e>
+                        <m:r>
+                          <m:rPr>
+                            <m:sty m:val="p"/>
+                          </m:rPr>
+                          <w:rPr>
+                            <w:rFonts w:ascii="Cambria Math" w:hAnsi="Cambria Math"/>
+                          </w:rPr>
+                          <m:t>ϕ</m:t>
+                        </m:r>
+                      </m:e>
+                      <m:sub>
+                        <m:r>
+                          <m:rPr>
+                            <m:sty m:val="p"/>
+                          </m:rPr>
+                          <w:rPr>
+                            <w:rFonts w:ascii="Cambria Math" w:hAnsi="Cambria Math"/>
+                          </w:rPr>
+                          <m:t>θ</m:t>
+                        </m:r>
+                      </m:sub>
+                    </m:sSub>
+                  </m:sub>
+                </m:sSub>
+                <m:d>
+                  <m:dPr>
+                    <m:sepChr m:val="∣"/>
+                    <m:ctrlPr>
+                      <w:rPr>
+                        <w:rFonts w:ascii="Cambria Math" w:hAnsi="Cambria Math"/>
+                        <w:i/>
+                        <w:iCs/>
+                      </w:rPr>
+                    </m:ctrlPr>
+                  </m:dPr>
+                  <m:e>
+                    <m:r>
+                      <w:rPr>
+                        <w:rFonts w:ascii="Cambria Math" w:hAnsi="Cambria Math"/>
+                      </w:rPr>
+                      <m:t>z</m:t>
+                    </m:r>
+                    <m:ctrlPr>
+                      <w:rPr>
+                        <w:rFonts w:ascii="Cambria Math" w:hAnsi="Cambria Math"/>
+                        <w:iCs/>
+                      </w:rPr>
+                    </m:ctrlPr>
+                  </m:e>
+                  <m:e>
+                    <m:r>
+                      <m:rPr>
+                        <m:sty m:val="p"/>
+                      </m:rPr>
+                      <w:rPr>
+                        <w:rFonts w:ascii="Cambria Math" w:hAnsi="Cambria Math"/>
+                      </w:rPr>
+                      <m:t>θ</m:t>
+                    </m:r>
+                  </m:e>
+                </m:d>
+                <m:ctrlPr>
+                  <w:rPr>
+                    <w:rFonts w:ascii="Cambria Math" w:hAnsi="Cambria Math"/>
+                    <w:i/>
+                    <w:iCs/>
+                  </w:rPr>
+                </m:ctrlPr>
+              </m:num>
+              <m:den>
+                <m:r>
+                  <w:rPr>
+                    <w:rFonts w:ascii="Cambria Math" w:hAnsi="Cambria Math"/>
+                  </w:rPr>
+                  <m:t>p</m:t>
+                </m:r>
+                <m:d>
+                  <m:dPr>
+                    <m:ctrlPr>
+                      <w:rPr>
+                        <w:rFonts w:ascii="Cambria Math" w:hAnsi="Cambria Math"/>
+                        <w:i/>
+                        <w:iCs/>
+                      </w:rPr>
+                    </m:ctrlPr>
+                  </m:dPr>
+                  <m:e>
+                    <m:r>
+                      <w:rPr>
+                        <w:rFonts w:ascii="Cambria Math" w:hAnsi="Cambria Math"/>
+                      </w:rPr>
+                      <m:t>z</m:t>
+                    </m:r>
+                  </m:e>
+                </m:d>
+                <m:ctrlPr>
+                  <w:rPr>
+                    <w:rFonts w:ascii="Cambria Math" w:hAnsi="Cambria Math"/>
+                    <w:i/>
+                    <w:iCs/>
+                  </w:rPr>
+                </m:ctrlPr>
+              </m:den>
+            </m:f>
+          </m:e>
+        </m:nary>
+        <m:r>
+          <w:rPr>
+            <w:rFonts w:ascii="Cambria Math" w:hAnsi="Cambria Math"/>
+          </w:rPr>
+          <m:t> </m:t>
+        </m:r>
+        <m:r>
+          <w:rPr>
+            <w:rFonts w:ascii="Cambria Math" w:hAnsi="Cambria Math"/>
+          </w:rPr>
+          <m:t>dz</m:t>
+        </m:r>
+      </m:oMath>
+      <w:r>
+        <w:rPr>
+          <w:iCs/>
+        </w:rPr>
+        <w:tab/>
+        <w:t>(2)</w:t>
+      </w:r>
+    </w:p>
+    <w:p>
+      <w:pPr>
+        <w:pStyle w:val="a7"/>
+        <w:ind w:firstLine="200"/>
+      </w:pPr>
+      <w:proofErr w:type="gramStart"/>
+      <w:r>
+        <w:rPr>
+          <w:rFonts w:hint="eastAsia"/>
+        </w:rPr>
+        <w:t>は閉</w:t>
+      </w:r>
+      <w:proofErr w:type="gramEnd"/>
+      <w:r>
+        <w:rPr>
+          <w:rFonts w:hint="eastAsia"/>
+        </w:rPr>
+        <w:t>形式で評価可能となる。提案フレームワークでは事前から</w:t>
+      </w:r>
+      <w:r>
+        <w:t xml:space="preserve"> </w:t>
+      </w:r>
+      <m:oMath>
+        <m:d>
+          <m:dPr>
+            <m:ctrlPr>
+              <w:rPr>
+                <w:rFonts w:ascii="Cambria Math" w:hAnsi="Cambria Math"/>
+              </w:rPr>
+            </m:ctrlPr>
+          </m:dPr>
+          <m:e>
+            <m:r>
+              <m:rPr>
+                <m:sty m:val="p"/>
+              </m:rPr>
+              <w:rPr>
+                <w:rFonts w:ascii="Cambria Math" w:hAnsi="Cambria Math"/>
+              </w:rPr>
+              <m:t>θ</m:t>
+            </m:r>
+            <m:r>
+              <m:rPr>
+                <m:sty m:val="p"/>
+              </m:rPr>
+              <w:rPr>
+                <w:rFonts w:ascii="Cambria Math" w:hAnsi="Cambria Math" w:hint="eastAsia"/>
+              </w:rPr>
+              <m:t>,</m:t>
+            </m:r>
+            <m:r>
+              <m:rPr>
+                <m:sty m:val="p"/>
+              </m:rPr>
+              <w:rPr>
+                <w:rFonts w:ascii="Cambria Math" w:hAnsi="Cambria Math"/>
+              </w:rPr>
+              <m:t>x</m:t>
+            </m:r>
+          </m:e>
+        </m:d>
+      </m:oMath>
+      <w:r>
+        <w:t xml:space="preserve"> </w:t>
+      </w:r>
+      <w:r>
+        <w:rPr>
+          <w:rFonts w:hint="eastAsia"/>
+        </w:rPr>
+        <w:t>サンプルを生成し</w:t>
+      </w:r>
+      <w:r>
+        <w:rPr>
+          <w:rFonts w:hint="eastAsia"/>
+        </w:rPr>
+        <w:t xml:space="preserve"> Multimodal Variational Autoencoder </w:t>
+      </w:r>
+      <w:r>
+        <w:rPr>
+          <w:rFonts w:hint="eastAsia"/>
+        </w:rPr>
+        <w:t>を学習して近似尤度</w:t>
+      </w:r>
+      <m:oMath>
+        <m:acc>
+          <m:accPr>
+            <m:ctrlPr>
+              <w:rPr>
+                <w:rFonts w:ascii="Cambria Math" w:hAnsi="Cambria Math"/>
+              </w:rPr>
+            </m:ctrlPr>
+          </m:accPr>
+          <m:e>
+            <m:r>
+              <m:rPr>
+                <m:sty m:val="p"/>
+              </m:rPr>
+              <w:rPr>
+                <w:rFonts w:ascii="Cambria Math" w:hAnsi="Cambria Math"/>
+              </w:rPr>
+              <m:t>L</m:t>
+            </m:r>
+          </m:e>
+        </m:acc>
+      </m:oMath>
+      <w:r>
+        <w:rPr>
+          <w:rFonts w:hint="eastAsia"/>
+        </w:rPr>
+        <w:t>をオフラインで構築、オンラインでは</w:t>
+      </w:r>
+      <w:r>
+        <w:rPr>
+          <w:rFonts w:hint="eastAsia"/>
+        </w:rPr>
+        <w:t xml:space="preserve"> Sequential Monte Carlo </w:t>
+      </w:r>
+      <w:r>
+        <w:rPr>
+          <w:rFonts w:hint="eastAsia"/>
+        </w:rPr>
+        <w:t>が</w:t>
+      </w:r>
+      <w:r>
+        <w:t xml:space="preserve"> </w:t>
+      </w:r>
+      <m:oMath>
+        <m:acc>
+          <m:accPr>
+            <m:ctrlPr>
+              <w:rPr>
+                <w:rFonts w:ascii="Cambria Math" w:hAnsi="Cambria Math"/>
+              </w:rPr>
+            </m:ctrlPr>
+          </m:accPr>
+          <m:e>
+            <m:r>
+              <m:rPr>
+                <m:sty m:val="p"/>
+              </m:rPr>
+              <w:rPr>
+                <w:rFonts w:ascii="Cambria Math" w:hAnsi="Cambria Math"/>
+              </w:rPr>
+              <m:t>L</m:t>
+            </m:r>
+          </m:e>
+        </m:acc>
+      </m:oMath>
+      <w:r>
+        <w:t xml:space="preserve"> </w:t>
+      </w:r>
+      <w:r>
+        <w:rPr>
+          <w:rFonts w:hint="eastAsia"/>
+        </w:rPr>
+        <w:t>のみを呼び事後分布から粒子をサンプリングする。サンプラー、</w:t>
+      </w:r>
+      <w:r>
+        <w:rPr>
+          <w:rFonts w:hint="eastAsia"/>
+        </w:rPr>
+        <w:t xml:space="preserve">MCMC </w:t>
+      </w:r>
+      <w:r>
+        <w:rPr>
+          <w:rFonts w:hint="eastAsia"/>
+        </w:rPr>
+        <w:t>カーネル、提案分布、尤度モデル、事前分布の各構成要素は</w:t>
+      </w:r>
+      <w:r>
+        <w:rPr>
+          <w:rFonts w:hint="eastAsia"/>
+        </w:rPr>
+        <w:t xml:space="preserve"> Python </w:t>
+      </w:r>
+      <w:r>
+        <w:rPr>
+          <w:rFonts w:hint="eastAsia"/>
+        </w:rPr>
+        <w:t>の</w:t>
+      </w:r>
+      <w:r>
+        <w:rPr>
+          <w:rFonts w:hint="eastAsia"/>
+        </w:rPr>
+        <w:t xml:space="preserve"> Protocol </w:t>
+      </w:r>
+      <w:r>
+        <w:rPr>
+          <w:rFonts w:hint="eastAsia"/>
+        </w:rPr>
+        <w:t>で抽象化し、後続で代替手法へ差し替え可能とした。</w:t>
+      </w:r>
+    </w:p>
+    <w:p/>
+    <w:p>
+      <w:pPr>
+        <w:pStyle w:val="1"/>
+      </w:pPr>
+      <w:r>
+        <w:rPr>
+          <w:rFonts w:hint="eastAsia"/>
+        </w:rPr>
+        <w:t>３．</w:t>
+      </w:r>
+      <w:r>
+        <w:rPr>
+          <w:rFonts w:hint="eastAsia"/>
+        </w:rPr>
+        <w:t>結果と今後の展望</w:t>
+      </w:r>
+    </w:p>
+    <w:p>
+      <w:pPr>
+        <w:ind w:firstLineChars="100" w:firstLine="200"/>
+      </w:pPr>
+      <w:r>
+        <w:rPr>
+          <w:rFonts w:hint="eastAsia"/>
+        </w:rPr>
+        <w:t xml:space="preserve">4 </w:t>
+      </w:r>
+      <w:r>
+        <w:rPr>
+          <w:rFonts w:hint="eastAsia"/>
+        </w:rPr>
+        <w:t>自由度せん断建物の屋根</w:t>
+      </w:r>
+      <w:r>
+        <w:rPr>
+          <w:rFonts w:hint="eastAsia"/>
+        </w:rPr>
+        <w:t xml:space="preserve"> FRF </w:t>
+      </w:r>
+      <w:r>
+        <w:rPr>
+          <w:rFonts w:hint="eastAsia"/>
+        </w:rPr>
+        <w:t>からの層剛性同定問題</w:t>
+      </w:r>
+      <w:r>
+        <w:rPr>
+          <w:rFonts w:hint="eastAsia"/>
+        </w:rPr>
+        <w:t xml:space="preserve"> 1) </w:t>
+      </w:r>
+      <w:r>
+        <w:rPr>
+          <w:rFonts w:hint="eastAsia"/>
+        </w:rPr>
+        <w:t>で動作確認した。事後分布のメインモードは真値</w:t>
+      </w:r>
+      <w:r>
+        <w:t xml:space="preserve"> </w:t>
+      </w:r>
+      <m:oMath>
         <m:r>
           <m:rPr>
             <m:sty m:val="p"/>
@@ -501,201 +1288,98 @@
           <w:rPr>
             <w:rFonts w:ascii="Cambria Math" w:hAnsi="Cambria Math"/>
           </w:rPr>
-          <m:t>+</m:t>
+          <m:t>θ</m:t>
         </m:r>
-        <m:f>
-          <m:fPr>
+        <m:r>
+          <m:rPr>
+            <m:sty m:val="p"/>
+          </m:rPr>
+          <w:rPr>
+            <w:rFonts w:ascii="Cambria Math" w:hAnsi="Cambria Math" w:hint="eastAsia"/>
+          </w:rPr>
+          <m:t>=</m:t>
+        </m:r>
+        <m:d>
+          <m:dPr>
             <m:ctrlPr>
               <w:rPr>
                 <w:rFonts w:ascii="Cambria Math" w:hAnsi="Cambria Math"/>
               </w:rPr>
             </m:ctrlPr>
-          </m:fPr>
-          <m:num>
-            <m:sSubSup>
-              <m:sSubSupPr>
-                <m:ctrlPr>
-                  <w:rPr>
-                    <w:rFonts w:ascii="Cambria Math" w:hAnsi="Cambria Math"/>
-                  </w:rPr>
-                </m:ctrlPr>
-              </m:sSubSupPr>
-              <m:e>
-                <m:r>
-                  <w:rPr>
-                    <w:rFonts w:ascii="Cambria Math" w:hAnsi="Cambria Math"/>
-                  </w:rPr>
-                  <m:t>u</m:t>
-                </m:r>
-              </m:e>
-              <m:sub>
-                <m:r>
-                  <w:rPr>
-                    <w:rFonts w:ascii="Cambria Math" w:hAnsi="Cambria Math"/>
-                  </w:rPr>
-                  <m:t>L</m:t>
-                </m:r>
-              </m:sub>
-              <m:sup>
-                <m:r>
-                  <m:rPr>
-                    <m:sty m:val="p"/>
-                  </m:rPr>
-                  <w:rPr>
-                    <w:rFonts w:ascii="Cambria Math" w:hAnsi="Cambria Math"/>
-                  </w:rPr>
-                  <m:t>2</m:t>
-                </m:r>
-              </m:sup>
-            </m:sSubSup>
-          </m:num>
-          <m:den>
+          </m:dPr>
+          <m:e>
             <m:r>
               <m:rPr>
                 <m:sty m:val="p"/>
               </m:rPr>
               <w:rPr>
+                <w:rFonts w:ascii="Cambria Math" w:hAnsi="Cambria Math" w:hint="eastAsia"/>
+              </w:rPr>
+              <m:t>1,1,1,1</m:t>
+            </m:r>
+          </m:e>
+        </m:d>
+      </m:oMath>
+      <w:r>
+        <w:t xml:space="preserve"> </w:t>
+      </w:r>
+      <w:r>
+        <w:rPr>
+          <w:rFonts w:hint="eastAsia"/>
+        </w:rPr>
+        <w:t>近傍に集中し、識別不能性に由来する等価解も別モードとして再現された。事後平均は</w:t>
+      </w:r>
+      <w:r>
+        <w:t xml:space="preserve"> </w:t>
+      </w:r>
+      <m:oMath>
+        <m:d>
+          <m:dPr>
+            <m:ctrlPr>
+              <w:rPr>
                 <w:rFonts w:ascii="Cambria Math" w:hAnsi="Cambria Math"/>
               </w:rPr>
-              <m:t>2</m:t>
+            </m:ctrlPr>
+          </m:dPr>
+          <m:e>
+            <m:r>
+              <m:rPr>
+                <m:sty m:val="p"/>
+              </m:rPr>
+              <w:rPr>
+                <w:rFonts w:ascii="Cambria Math" w:hAnsi="Cambria Math" w:hint="eastAsia"/>
+              </w:rPr>
+              <m:t>1.16,1.02,0.89,1.01</m:t>
             </m:r>
-          </m:den>
-        </m:f>
-        <m:r>
-          <m:rPr>
-            <m:sty m:val="p"/>
-          </m:rPr>
-          <w:rPr>
-            <w:rFonts w:ascii="Cambria Math" w:hAnsi="Cambria Math"/>
-          </w:rPr>
-          <m:t>+</m:t>
-        </m:r>
-        <m:r>
-          <w:rPr>
-            <w:rFonts w:ascii="Cambria Math" w:hAnsi="Cambria Math"/>
-          </w:rPr>
-          <m:t>gz</m:t>
-        </m:r>
+          </m:e>
+        </m:d>
       </m:oMath>
       <w:r>
-        <w:rPr>
-          <w:iCs/>
-        </w:rPr>
-        <w:tab/>
-        <w:t>(</w:t>
-      </w:r>
-      <w:r>
-        <w:rPr>
-          <w:iCs/>
-        </w:rPr>
-        <w:t>2</w:t>
-      </w:r>
-      <w:r>
-        <w:rPr>
-          <w:iCs/>
-        </w:rPr>
-        <w:t>)</w:t>
-      </w:r>
-    </w:p>
-    <w:p>
-      <w:pPr>
-        <w:pStyle w:val="a7"/>
-        <w:ind w:firstLine="200"/>
-        <w:rPr>
-          <w:rFonts w:asciiTheme="minorHAnsi" w:hAnsiTheme="minorHAnsi"/>
-        </w:rPr>
-      </w:pPr>
-      <w:proofErr w:type="gramStart"/>
-      <w:r>
-        <w:rPr>
-          <w:rFonts w:hint="eastAsia"/>
-        </w:rPr>
-        <w:t>は閉</w:t>
-      </w:r>
-      <w:proofErr w:type="gramEnd"/>
-      <w:r>
-        <w:rPr>
-          <w:rFonts w:hint="eastAsia"/>
-        </w:rPr>
-        <w:t>形式で評価可能となる。提案フレームワークでは事前から</w:t>
-      </w:r>
-      <w:r>
-        <w:rPr>
-          <w:rFonts w:hint="eastAsia"/>
-        </w:rPr>
-        <w:t xml:space="preserve"> $(\theta, x)$ </w:t>
-      </w:r>
-      <w:r>
-        <w:rPr>
-          <w:rFonts w:hint="eastAsia"/>
-        </w:rPr>
-        <w:t>サンプルを生成し</w:t>
-      </w:r>
-      <w:r>
-        <w:rPr>
-          <w:rFonts w:hint="eastAsia"/>
-        </w:rPr>
-        <w:t xml:space="preserve"> Multimodal Variational Autoencoder </w:t>
-      </w:r>
-      <w:r>
-        <w:rPr>
-          <w:rFonts w:hint="eastAsia"/>
-        </w:rPr>
-        <w:t>を学習して近似尤度</w:t>
-      </w:r>
-      <w:r>
-        <w:rPr>
-          <w:rFonts w:hint="eastAsia"/>
-        </w:rPr>
-        <w:t xml:space="preserve"> $\hat{L}$ </w:t>
-      </w:r>
-      <w:r>
-        <w:rPr>
-          <w:rFonts w:hint="eastAsia"/>
-        </w:rPr>
-        <w:t>をオフラインで構築、オンラインでは</w:t>
-      </w:r>
-      <w:r>
-        <w:rPr>
-          <w:rFonts w:hint="eastAsia"/>
-        </w:rPr>
-        <w:t xml:space="preserve"> Sequential Monte Carlo </w:t>
-      </w:r>
-      <w:r>
-        <w:rPr>
-          <w:rFonts w:hint="eastAsia"/>
-        </w:rPr>
-        <w:t>が</w:t>
-      </w:r>
-      <w:r>
-        <w:rPr>
-          <w:rFonts w:hint="eastAsia"/>
-        </w:rPr>
-        <w:t xml:space="preserve"> $\hat{L}$ </w:t>
-      </w:r>
-      <w:r>
-        <w:rPr>
-          <w:rFonts w:hint="eastAsia"/>
-        </w:rPr>
-        <w:t>のみを呼び事後分布から粒子をサンプリングする。サンプラー、</w:t>
-      </w:r>
-      <w:r>
-        <w:rPr>
-          <w:rFonts w:hint="eastAsia"/>
-        </w:rPr>
-        <w:t xml:space="preserve">MCMC </w:t>
-      </w:r>
-      <w:r>
-        <w:rPr>
-          <w:rFonts w:hint="eastAsia"/>
-        </w:rPr>
-        <w:t>カーネル、提案分布、尤度モデル、事前分布の各構成要素は</w:t>
-      </w:r>
-      <w:r>
-        <w:rPr>
-          <w:rFonts w:hint="eastAsia"/>
-        </w:rPr>
-        <w:t xml:space="preserve"> Python </w:t>
+        <w:t xml:space="preserve"> </w:t>
+      </w:r>
+      <w:r>
+        <w:rPr>
+          <w:rFonts w:hint="eastAsia"/>
+        </w:rPr>
+        <w:t>となり、屋根に近い層の剛性は強く拘束される一方、下層は等価解の影響でやや広い分布を示した。</w:t>
+      </w:r>
+      <w:r>
+        <w:rPr>
+          <w:rFonts w:hint="eastAsia"/>
+        </w:rPr>
+        <w:t xml:space="preserve">GPU </w:t>
+      </w:r>
+      <w:r>
+        <w:rPr>
+          <w:rFonts w:hint="eastAsia"/>
+        </w:rPr>
+        <w:t>上で粒子数</w:t>
+      </w:r>
+      <w:r>
+        <w:rPr>
+          <w:rFonts w:hint="eastAsia"/>
+        </w:rPr>
+        <w:t xml:space="preserve"> 2000 </w:t>
       </w:r>
       <w:r>
         <w:rPr>
@@ -707,199 +1391,80 @@
         <w:rPr>
           <w:rFonts w:hint="eastAsia"/>
         </w:rPr>
-        <w:t xml:space="preserve"> Protocol </w:t>
-      </w:r>
-      <w:r>
-        <w:rPr>
-          <w:rFonts w:hint="eastAsia"/>
-        </w:rPr>
-        <w:t>で抽象化し、後続で代替手法へ差し替え可能とした。</w:t>
+        <w:t xml:space="preserve"> SMC </w:t>
+      </w:r>
+      <w:r>
+        <w:rPr>
+          <w:rFonts w:hint="eastAsia"/>
+        </w:rPr>
+        <w:t>は約</w:t>
+      </w:r>
+      <w:r>
+        <w:rPr>
+          <w:rFonts w:hint="eastAsia"/>
+        </w:rPr>
+        <w:t xml:space="preserve"> </w:t>
+      </w:r>
+      <w:r>
+        <w:rPr>
+          <w:rFonts w:hint="eastAsia"/>
+        </w:rPr>
+        <w:t xml:space="preserve">1.5 </w:t>
+      </w:r>
+      <w:r>
+        <w:rPr>
+          <w:rFonts w:hint="eastAsia"/>
+        </w:rPr>
+        <w:t>秒で完了し、尤度評価約</w:t>
+      </w:r>
+      <w:r>
+        <w:rPr>
+          <w:rFonts w:hint="eastAsia"/>
+        </w:rPr>
+        <w:t xml:space="preserve"> 38 </w:t>
+      </w:r>
+      <w:r>
+        <w:rPr>
+          <w:rFonts w:hint="eastAsia"/>
+        </w:rPr>
+        <w:t>万回に対しシミュレータ呼び出しは</w:t>
+      </w:r>
+      <w:r>
+        <w:rPr>
+          <w:rFonts w:hint="eastAsia"/>
+        </w:rPr>
+        <w:t xml:space="preserve"> 0 </w:t>
+      </w:r>
+      <w:r>
+        <w:rPr>
+          <w:rFonts w:hint="eastAsia"/>
+        </w:rPr>
+        <w:t>回である。多峰性のある不確実性定量化付き逆推定を、高速かつ並列に実施可能であることを示した。</w:t>
       </w:r>
     </w:p>
     <w:p/>
     <w:p>
-      <w:pPr>
-        <w:pStyle w:val="1"/>
-      </w:pPr>
-      <w:r>
-        <w:rPr>
-          <w:rFonts w:hint="eastAsia"/>
-        </w:rPr>
-        <w:t>３．</w:t>
-      </w:r>
-      <w:r>
-        <w:rPr>
-          <w:rFonts w:hint="eastAsia"/>
-        </w:rPr>
-        <w:t>結果と今後の展望</w:t>
-      </w:r>
-    </w:p>
-    <w:p>
-      <w:pPr>
-        <w:ind w:firstLineChars="100" w:firstLine="200"/>
-      </w:pPr>
-      <w:r>
-        <w:rPr>
-          <w:rFonts w:hint="eastAsia"/>
-        </w:rPr>
-        <w:t xml:space="preserve">4 </w:t>
-      </w:r>
-      <w:r>
-        <w:rPr>
-          <w:rFonts w:hint="eastAsia"/>
-        </w:rPr>
-        <w:t>自由度せん断建物の屋根</w:t>
-      </w:r>
-      <w:r>
-        <w:rPr>
-          <w:rFonts w:hint="eastAsia"/>
-        </w:rPr>
-        <w:t xml:space="preserve"> FRF </w:t>
-      </w:r>
-      <w:r>
-        <w:rPr>
-          <w:rFonts w:hint="eastAsia"/>
-        </w:rPr>
-        <w:t>からの層剛性同定問題</w:t>
-      </w:r>
-      <w:r>
-        <w:rPr>
-          <w:rFonts w:hint="eastAsia"/>
-        </w:rPr>
-        <w:t xml:space="preserve"> 1) </w:t>
-      </w:r>
-      <w:r>
-        <w:rPr>
-          <w:rFonts w:hint="eastAsia"/>
-        </w:rPr>
-        <w:t>で動作確認した。事後分布のメインモードは真値</w:t>
-      </w:r>
-      <w:r>
-        <w:rPr>
-          <w:rFonts w:hint="eastAsia"/>
-        </w:rPr>
-        <w:t xml:space="preserve"> $\theta = (1, 1, 1, 1)$ </w:t>
-      </w:r>
-      <w:r>
-        <w:rPr>
-          <w:rFonts w:hint="eastAsia"/>
-        </w:rPr>
-        <w:t>近傍に集中し、識別不能性に由来する等価解も別モードとして再現された。事後平均は</w:t>
-      </w:r>
-      <w:r>
-        <w:rPr>
-          <w:rFonts w:hint="eastAsia"/>
-        </w:rPr>
-        <w:t xml:space="preserve"> $(1.16, 1.02, 0.89, 1.01)$ </w:t>
-      </w:r>
-      <w:r>
-        <w:rPr>
-          <w:rFonts w:hint="eastAsia"/>
-        </w:rPr>
-        <w:t>となり、屋根に近い層の剛性は強く拘束される一方、下層は等価解の影響で</w:t>
-      </w:r>
-      <w:r>
-        <w:rPr>
-          <w:rFonts w:hint="eastAsia"/>
-        </w:rPr>
-        <w:t>やや広い分布を示した。</w:t>
-      </w:r>
-      <w:r>
-        <w:rPr>
-          <w:rFonts w:hint="eastAsia"/>
-        </w:rPr>
-        <w:t xml:space="preserve">GPU </w:t>
-      </w:r>
-      <w:r>
-        <w:rPr>
-          <w:rFonts w:hint="eastAsia"/>
-        </w:rPr>
-        <w:t>上で粒子数</w:t>
-      </w:r>
-      <w:r>
-        <w:rPr>
-          <w:rFonts w:hint="eastAsia"/>
-        </w:rPr>
-        <w:t xml:space="preserve"> 2000 </w:t>
-      </w:r>
-      <w:r>
-        <w:rPr>
-          <w:rFonts w:hint="eastAsia"/>
-        </w:rPr>
-        <w:t>の</w:t>
-      </w:r>
-      <w:r>
-        <w:rPr>
-          <w:rFonts w:hint="eastAsia"/>
-        </w:rPr>
-        <w:t xml:space="preserve"> SMC </w:t>
-      </w:r>
-      <w:r>
-        <w:rPr>
-          <w:rFonts w:hint="eastAsia"/>
-        </w:rPr>
-        <w:t>は約</w:t>
-      </w:r>
-      <w:r>
-        <w:rPr>
-          <w:rFonts w:hint="eastAsia"/>
-        </w:rPr>
-        <w:t xml:space="preserve"> 1.5 </w:t>
-      </w:r>
-      <w:r>
-        <w:rPr>
-          <w:rFonts w:hint="eastAsia"/>
-        </w:rPr>
-        <w:t>秒で完了し、尤度評価約</w:t>
-      </w:r>
-      <w:r>
-        <w:rPr>
-          <w:rFonts w:hint="eastAsia"/>
-        </w:rPr>
-        <w:t xml:space="preserve"> 38 </w:t>
-      </w:r>
-      <w:r>
-        <w:rPr>
-          <w:rFonts w:hint="eastAsia"/>
-        </w:rPr>
-        <w:t>万回に対しシミュレータ呼び出しは</w:t>
-      </w:r>
-      <w:r>
-        <w:rPr>
-          <w:rFonts w:hint="eastAsia"/>
-        </w:rPr>
-        <w:t xml:space="preserve"> 0 </w:t>
-      </w:r>
-      <w:r>
-        <w:rPr>
-          <w:rFonts w:hint="eastAsia"/>
-        </w:rPr>
-        <w:t>回である。多峰性のある不確実性定量化付き逆推定を、高速かつ並列に実施可能であることを示した。</w:t>
+      <w:r>
+        <w:rPr>
+          <w:rFonts w:hint="eastAsia"/>
+        </w:rPr>
+        <w:t>本研究の貢献は新規手法の提案ではなく、既存の潜在空間ベイズ推論を、各構成要素を差し替え可能な比較研究の土台として再整備した点にある。これにより「どの手法がどの問題に最適か」という、これまで横断的に検証されてこなかった問いに取り組む基盤が整ったと位置づけられる。今後は尤度モデル部分の拡張比較を最優先課題とし、</w:t>
+      </w:r>
+      <w:r>
+        <w:rPr>
+          <w:rFonts w:hint="eastAsia"/>
+        </w:rPr>
+        <w:t xml:space="preserve">Normalizing Flow </w:t>
+      </w:r>
+      <w:r>
+        <w:rPr>
+          <w:rFonts w:hint="eastAsia"/>
+        </w:rPr>
+        <w:t>や拡散モデル等の代替を同一ベンチマーク上で比較する。さらに複雑系へ適用範囲を広げ、工学逆問題ごとに最適な手法構成を選択可能なライブラリへ発展させる。</w:t>
       </w:r>
     </w:p>
     <w:p/>
     <w:p>
-      <w:r>
-        <w:rPr>
-          <w:rFonts w:hint="eastAsia"/>
-        </w:rPr>
-        <w:t>本研究の貢献は新規手法の提案ではなく、既存の潜在空間ベイズ推論を、各構成要素を差し替え可能な比較研究の土台として再整備した点にある。これにより「どの手法がどの問題に最適か」という、これまで横断的に検証されてこなかった問いに取り組む基盤が整ったと位置づけられる。今後は尤度モデル部分の拡張比較を最優先課題とし、</w:t>
-      </w:r>
-      <w:r>
-        <w:rPr>
-          <w:rFonts w:hint="eastAsia"/>
-        </w:rPr>
-        <w:t xml:space="preserve">Normalizing Flow </w:t>
-      </w:r>
-      <w:r>
-        <w:rPr>
-          <w:rFonts w:hint="eastAsia"/>
-        </w:rPr>
-        <w:t>や拡散モデル等の代替を同一ベンチマーク上で比較する。さらに複雑系へ適用範囲を広げ、工学逆問題ごとに最適な手法構成を選択可能なライブラリへ発展させる。</w:t>
-      </w:r>
-    </w:p>
-    <w:p/>
-    <w:p>
       <w:pPr>
         <w:pStyle w:val="1"/>
       </w:pPr>
@@ -933,7 +1498,10 @@
       </w:r>
       <w:proofErr w:type="spellEnd"/>
       <w:r>
-        <w:t>, T. et al., Bayesian structural model updating with multimodal variational autoencoder, *</w:t>
+        <w:t>, T. et al., Bayesian structural model updating with multimodal variational autoencoder,</w:t>
+      </w:r>
+      <w:r>
+        <w:t xml:space="preserve"> </w:t>
       </w:r>
       <w:proofErr w:type="spellStart"/>
       <w:r>
@@ -941,7 +1509,13 @@
       </w:r>
       <w:proofErr w:type="spellEnd"/>
       <w:r>
-        <w:t>. Methods Appl. Mech. Eng.* **429**, 117148 (2024).</w:t>
+        <w:t>. Methods Appl. Mech. Eng.</w:t>
+      </w:r>
+      <w:r>
+        <w:t xml:space="preserve"> </w:t>
+      </w:r>
+      <w:r>
+        <w:t>429, 117148 (2024).</w:t>
       </w:r>
     </w:p>
     <w:p>
@@ -949,7 +1523,13 @@
         <w:pStyle w:val="a"/>
       </w:pPr>
       <w:r>
-        <w:t>Ching, J., Chen, Y.-C., Transitional Markov chain Monte Carlo method for Bayesian model updating, model class selection, and model averaging, *J. Eng. Mech.* **133**(7), 816-832 (2007).</w:t>
+        <w:t>Ching, J., Chen, Y.-C., Transitional Markov chain Monte Carlo method for Bayesian model updating, model class selection, and model averaging, J. Eng. Mech.</w:t>
+      </w:r>
+      <w:r>
+        <w:t xml:space="preserve"> </w:t>
+      </w:r>
+      <w:r>
+        <w:t>133(7), 816-832 (2007).</w:t>
       </w:r>
     </w:p>
     <w:sectPr>

--- a/docs/presentation/abstract/abstract.docx
+++ b/docs/presentation/abstract/abstract.docx
@@ -77,6 +77,9 @@
     <w:p/>
     <w:p>
       <w:pPr>
+        <w:rPr>
+          <w:rFonts w:hint="eastAsia"/>
+        </w:rPr>
         <w:sectPr>
           <w:type w:val="continuous"/>
           <w:pgSz w:w="11906" w:h="16838" w:code="9"/>
@@ -89,6 +92,9 @@
     <w:p>
       <w:pPr>
         <w:pStyle w:val="1"/>
+        <w:rPr>
+          <w:rFonts w:hint="eastAsia"/>
+        </w:rPr>
       </w:pPr>
       <w:r>
         <w:rPr>
@@ -130,18 +136,60 @@
         <w:rPr>
           <w:rFonts w:hint="eastAsia"/>
         </w:rPr>
-        <w:t>方法</w:t>
+        <w:t>フレームワーク概要</w:t>
       </w:r>
     </w:p>
     <w:p>
       <w:pPr>
-        <w:ind w:firstLineChars="100" w:firstLine="200"/>
+        <w:pStyle w:val="2"/>
+      </w:pPr>
+      <w:r>
+        <w:rPr>
+          <w:rFonts w:hint="eastAsia"/>
+        </w:rPr>
+        <w:t>2.1</w:t>
+      </w:r>
+      <w:r>
+        <w:rPr>
+          <w:rFonts w:hint="eastAsia"/>
+        </w:rPr>
+        <w:t xml:space="preserve">　</w:t>
+      </w:r>
+      <w:r>
+        <w:rPr>
+          <w:rFonts w:hint="eastAsia"/>
+        </w:rPr>
+        <w:t>潜在空間ベイズ推論</w:t>
+      </w:r>
+    </w:p>
+    <w:p>
+      <w:pPr>
+        <w:pStyle w:val="a7"/>
+        <w:ind w:firstLine="200"/>
       </w:pPr>
       <w:r>
         <w:rPr>
           <w:rFonts w:asciiTheme="minorHAnsi" w:hAnsiTheme="minorHAnsi" w:hint="eastAsia"/>
         </w:rPr>
-        <w:t>ベイズの定理より、事後分布は尤度と事前分布の積に比例する。</w:t>
+        <w:t>文献</w:t>
+      </w:r>
+      <w:r>
+        <w:rPr>
+          <w:rFonts w:asciiTheme="minorHAnsi" w:hAnsiTheme="minorHAnsi" w:hint="eastAsia"/>
+        </w:rPr>
+        <w:t xml:space="preserve"> 1) </w:t>
+      </w:r>
+      <w:r>
+        <w:rPr>
+          <w:rFonts w:asciiTheme="minorHAnsi" w:hAnsiTheme="minorHAnsi" w:hint="eastAsia"/>
+        </w:rPr>
+        <w:t>に従い、潜在空間ベイズ推論の枠組みを概説する。ベイズの定理より、事後分布は尤度と事前分布の積に比例する</w:t>
+      </w:r>
+      <w:r>
+        <w:rPr>
+          <w:rFonts w:asciiTheme="minorHAnsi" w:hAnsiTheme="minorHAnsi" w:hint="eastAsia"/>
+        </w:rPr>
+        <w:t>。</w:t>
       </w:r>
     </w:p>
     <w:p>
@@ -601,12 +649,6 @@
         </m:d>
       </m:oMath>
       <w:r>
-        <w:t xml:space="preserve"> </w:t>
-      </w:r>
-      <w:r>
-        <w:rPr>
-          <w:rFonts w:hint="eastAsia"/>
-        </w:rPr>
         <w:t xml:space="preserve"> </w:t>
       </w:r>
       <w:r>
@@ -1028,7 +1070,10 @@
     <w:p>
       <w:pPr>
         <w:pStyle w:val="a7"/>
-        <w:ind w:firstLine="200"/>
+        <w:ind w:firstLineChars="0" w:firstLine="0"/>
+        <w:rPr>
+          <w:rFonts w:asciiTheme="minorHAnsi" w:hAnsiTheme="minorHAnsi"/>
+        </w:rPr>
       </w:pPr>
       <w:proofErr w:type="gramStart"/>
       <w:r>
@@ -1100,7 +1145,7 @@
         <w:rPr>
           <w:rFonts w:hint="eastAsia"/>
         </w:rPr>
-        <w:t xml:space="preserve"> Multimodal Variational Autoencoder </w:t>
+        <w:t>Multimodal Variational Autoencoder</w:t>
       </w:r>
       <w:r>
         <w:rPr>
@@ -1140,7 +1185,7 @@
         <w:rPr>
           <w:rFonts w:hint="eastAsia"/>
         </w:rPr>
-        <w:t xml:space="preserve"> Sequential Monte Carlo </w:t>
+        <w:t>Sequential Monte Carlo</w:t>
       </w:r>
       <w:r>
         <w:rPr>
@@ -1180,49 +1225,333 @@
         <w:rPr>
           <w:rFonts w:hint="eastAsia"/>
         </w:rPr>
-        <w:t>のみを呼び事後分布から粒子をサンプリングする。サンプラー、</w:t>
-      </w:r>
-      <w:r>
-        <w:rPr>
-          <w:rFonts w:hint="eastAsia"/>
-        </w:rPr>
-        <w:t xml:space="preserve">MCMC </w:t>
-      </w:r>
-      <w:r>
-        <w:rPr>
-          <w:rFonts w:hint="eastAsia"/>
-        </w:rPr>
-        <w:t>カーネル、提案分布、尤度モデル、事前分布の各構成要素は</w:t>
-      </w:r>
-      <w:r>
-        <w:rPr>
-          <w:rFonts w:hint="eastAsia"/>
-        </w:rPr>
-        <w:t xml:space="preserve"> Python </w:t>
-      </w:r>
-      <w:r>
-        <w:rPr>
-          <w:rFonts w:hint="eastAsia"/>
+        <w:t>のみを呼び事後分布から粒子をサンプリングする</w:t>
+      </w:r>
+      <w:r>
+        <w:rPr>
+          <w:rFonts w:asciiTheme="minorHAnsi" w:hAnsiTheme="minorHAnsi" w:hint="eastAsia"/>
+        </w:rPr>
+        <w:t>。</w:t>
+      </w:r>
+    </w:p>
+    <w:p>
+      <w:pPr>
+        <w:pStyle w:val="3"/>
+      </w:pPr>
+      <w:r>
+        <w:rPr>
+          <w:rFonts w:hint="eastAsia"/>
+        </w:rPr>
+        <w:t>2.</w:t>
+      </w:r>
+      <w:r>
+        <w:t>2</w:t>
+      </w:r>
+      <w:r>
+        <w:rPr>
+          <w:rFonts w:hint="eastAsia"/>
+        </w:rPr>
+        <w:t xml:space="preserve">　</w:t>
+      </w:r>
+      <w:r>
+        <w:rPr>
+          <w:rFonts w:hint="eastAsia"/>
+        </w:rPr>
+        <w:t>フレームワーク実装</w:t>
+      </w:r>
+    </w:p>
+    <w:p>
+      <w:pPr>
+        <w:pStyle w:val="a7"/>
+        <w:ind w:firstLine="200"/>
+      </w:pPr>
+      <w:r>
+        <w:rPr>
+          <w:rFonts w:asciiTheme="minorHAnsi" w:hAnsiTheme="minorHAnsi" w:hint="eastAsia"/>
+        </w:rPr>
+        <w:t>本研究では、文献</w:t>
+      </w:r>
+      <w:r>
+        <w:rPr>
+          <w:rFonts w:asciiTheme="minorHAnsi" w:hAnsiTheme="minorHAnsi" w:hint="eastAsia"/>
+        </w:rPr>
+        <w:t xml:space="preserve"> 1) </w:t>
+      </w:r>
+      <w:r>
+        <w:rPr>
+          <w:rFonts w:asciiTheme="minorHAnsi" w:hAnsiTheme="minorHAnsi" w:hint="eastAsia"/>
+        </w:rPr>
+        <w:t>の具体実装を、各構成要素が後から差し替え可能なライブラリとして再整備した。文献</w:t>
+      </w:r>
+      <w:r>
+        <w:rPr>
+          <w:rFonts w:asciiTheme="minorHAnsi" w:hAnsiTheme="minorHAnsi" w:hint="eastAsia"/>
+        </w:rPr>
+        <w:t xml:space="preserve"> 1) </w:t>
+      </w:r>
+      <w:r>
+        <w:rPr>
+          <w:rFonts w:asciiTheme="minorHAnsi" w:hAnsiTheme="minorHAnsi" w:hint="eastAsia"/>
+        </w:rPr>
+        <w:t>で採用されている具体手法</w:t>
+      </w:r>
+      <w:r>
+        <w:rPr>
+          <w:rFonts w:asciiTheme="minorHAnsi" w:hAnsiTheme="minorHAnsi" w:hint="eastAsia"/>
+        </w:rPr>
+        <w:t>ら、</w:t>
+      </w:r>
+      <w:r>
+        <w:rPr>
+          <w:rFonts w:asciiTheme="minorHAnsi" w:hAnsiTheme="minorHAnsi" w:hint="eastAsia"/>
+        </w:rPr>
+        <w:t>尤度モデルとしての</w:t>
+      </w:r>
+      <w:r>
+        <w:rPr>
+          <w:rFonts w:asciiTheme="minorHAnsi" w:hAnsiTheme="minorHAnsi" w:hint="eastAsia"/>
+        </w:rPr>
+        <w:t>MVAE</w:t>
+      </w:r>
+      <w:r>
+        <w:rPr>
+          <w:rFonts w:asciiTheme="minorHAnsi" w:hAnsiTheme="minorHAnsi" w:hint="eastAsia"/>
+        </w:rPr>
+        <w:t>、サンプラーとしての</w:t>
+      </w:r>
+      <w:r>
+        <w:rPr>
+          <w:rFonts w:asciiTheme="minorHAnsi" w:hAnsiTheme="minorHAnsi" w:hint="eastAsia"/>
+        </w:rPr>
+        <w:t>SMC</w:t>
+      </w:r>
+      <w:r>
+        <w:rPr>
+          <w:rFonts w:asciiTheme="minorHAnsi" w:hAnsiTheme="minorHAnsi" w:hint="eastAsia"/>
+        </w:rPr>
+        <w:t>、</w:t>
+      </w:r>
+      <w:r>
+        <w:rPr>
+          <w:rFonts w:asciiTheme="minorHAnsi" w:hAnsiTheme="minorHAnsi" w:hint="eastAsia"/>
+        </w:rPr>
+        <w:t>MCMC</w:t>
+      </w:r>
+      <w:r>
+        <w:rPr>
+          <w:rFonts w:asciiTheme="minorHAnsi" w:hAnsiTheme="minorHAnsi" w:hint="eastAsia"/>
+        </w:rPr>
+        <w:t>カーネルとしてのランダムウォーク</w:t>
+      </w:r>
+      <w:r>
+        <w:rPr>
+          <w:rFonts w:asciiTheme="minorHAnsi" w:hAnsiTheme="minorHAnsi" w:hint="eastAsia"/>
+        </w:rPr>
+        <w:t>Metropolis-Hastings</w:t>
+      </w:r>
+      <w:r>
+        <w:rPr>
+          <w:rFonts w:asciiTheme="minorHAnsi" w:hAnsiTheme="minorHAnsi" w:hint="eastAsia"/>
+        </w:rPr>
+        <w:t>、適応共分散による提案分布な</w:t>
+      </w:r>
+      <w:r>
+        <w:rPr>
+          <w:rFonts w:asciiTheme="minorHAnsi" w:hAnsiTheme="minorHAnsi" w:hint="eastAsia"/>
+        </w:rPr>
+        <w:t>ど、</w:t>
+      </w:r>
+      <w:r>
+        <w:rPr>
+          <w:rFonts w:asciiTheme="minorHAnsi" w:hAnsiTheme="minorHAnsi" w:hint="eastAsia"/>
+        </w:rPr>
+        <w:t>を、共通の概念的役割（尤度モデル・サンプラー・</w:t>
+      </w:r>
+      <w:r>
+        <w:rPr>
+          <w:rFonts w:asciiTheme="minorHAnsi" w:hAnsiTheme="minorHAnsi" w:hint="eastAsia"/>
+        </w:rPr>
+        <w:t>MCMC</w:t>
+      </w:r>
+      <w:r>
+        <w:rPr>
+          <w:rFonts w:asciiTheme="minorHAnsi" w:hAnsiTheme="minorHAnsi" w:hint="eastAsia"/>
+        </w:rPr>
+        <w:t>カーネル・提案分布・事前分布）に分離し、</w:t>
+      </w:r>
+      <w:r>
+        <w:rPr>
+          <w:rFonts w:asciiTheme="minorHAnsi" w:hAnsiTheme="minorHAnsi" w:hint="eastAsia"/>
+        </w:rPr>
+        <w:t>Python</w:t>
+      </w:r>
+      <w:r>
+        <w:rPr>
+          <w:rFonts w:asciiTheme="minorHAnsi" w:hAnsiTheme="minorHAnsi" w:hint="eastAsia"/>
         </w:rPr>
         <w:t>の</w:t>
       </w:r>
       <w:r>
         <w:rPr>
-          <w:rFonts w:hint="eastAsia"/>
-        </w:rPr>
-        <w:t xml:space="preserve"> Protocol </w:t>
-      </w:r>
-      <w:r>
-        <w:rPr>
-          <w:rFonts w:hint="eastAsia"/>
-        </w:rPr>
-        <w:t>で抽象化し、後続で代替手法へ差し替え可能とした。</w:t>
+          <w:rFonts w:asciiTheme="minorHAnsi" w:hAnsiTheme="minorHAnsi" w:hint="eastAsia"/>
+        </w:rPr>
+        <w:t>Protocol</w:t>
+      </w:r>
+      <w:r>
+        <w:rPr>
+          <w:rFonts w:asciiTheme="minorHAnsi" w:hAnsiTheme="minorHAnsi" w:hint="eastAsia"/>
+        </w:rPr>
+        <w:t>によりインターフェースのみを宣言する形に再整理した。図</w:t>
+      </w:r>
+      <w:r>
+        <w:rPr>
+          <w:rFonts w:asciiTheme="minorHAnsi" w:hAnsiTheme="minorHAnsi" w:hint="eastAsia"/>
+        </w:rPr>
+        <w:t>1</w:t>
+      </w:r>
+      <w:r>
+        <w:rPr>
+          <w:rFonts w:asciiTheme="minorHAnsi" w:hAnsiTheme="minorHAnsi" w:hint="eastAsia"/>
+        </w:rPr>
+        <w:t>に代表的な</w:t>
+      </w:r>
+      <w:r>
+        <w:rPr>
+          <w:rFonts w:asciiTheme="minorHAnsi" w:hAnsiTheme="minorHAnsi" w:hint="eastAsia"/>
+        </w:rPr>
+        <w:t>Protocol</w:t>
+      </w:r>
+      <w:r>
+        <w:rPr>
+          <w:rFonts w:asciiTheme="minorHAnsi" w:hAnsiTheme="minorHAnsi" w:hint="eastAsia"/>
+        </w:rPr>
+        <w:t>定義の抜粋を示す</w:t>
+      </w:r>
+      <w:r>
+        <w:rPr>
+          <w:rFonts w:hint="eastAsia"/>
+        </w:rPr>
+        <w:t>。</w:t>
+      </w:r>
+    </w:p>
+    <w:p>
+      <w:pPr>
+        <w:pStyle w:val="a7"/>
+        <w:ind w:firstLine="200"/>
+        <w:rPr>
+          <w:rFonts w:hint="eastAsia"/>
+        </w:rPr>
+      </w:pPr>
+      <w:r>
+        <w:rPr>
+          <w:rFonts w:hint="eastAsia"/>
+        </w:rPr>
+        <w:t>具体実装は</w:t>
+      </w:r>
+      <w:r>
+        <w:rPr>
+          <w:rFonts w:hint="eastAsia"/>
+        </w:rPr>
+        <w:t>Protocol</w:t>
+      </w:r>
+      <w:r>
+        <w:rPr>
+          <w:rFonts w:hint="eastAsia"/>
+        </w:rPr>
+        <w:t>を介して上位ロジックと結合しているため、</w:t>
+      </w:r>
+      <w:r>
+        <w:rPr>
+          <w:rFonts w:hint="eastAsia"/>
+        </w:rPr>
+        <w:t>MVAE</w:t>
+      </w:r>
+      <w:r>
+        <w:rPr>
+          <w:rFonts w:hint="eastAsia"/>
+        </w:rPr>
+        <w:t>以外の尤度モデル（</w:t>
+      </w:r>
+      <w:r>
+        <w:rPr>
+          <w:rFonts w:hint="eastAsia"/>
+        </w:rPr>
+        <w:t>Normalizing Flow</w:t>
+      </w:r>
+      <w:r>
+        <w:rPr>
+          <w:rFonts w:hint="eastAsia"/>
+        </w:rPr>
+        <w:t>、拡散モデル、直接尤度など）や、</w:t>
+      </w:r>
+      <w:r>
+        <w:rPr>
+          <w:rFonts w:hint="eastAsia"/>
+        </w:rPr>
+        <w:t>SMC</w:t>
+      </w:r>
+      <w:r>
+        <w:rPr>
+          <w:rFonts w:hint="eastAsia"/>
+        </w:rPr>
+        <w:t>以外のサンプラー（</w:t>
+      </w:r>
+      <w:r>
+        <w:rPr>
+          <w:rFonts w:hint="eastAsia"/>
+        </w:rPr>
+        <w:t>Hamiltonian Monte Carlo</w:t>
+      </w:r>
+      <w:r>
+        <w:rPr>
+          <w:rFonts w:hint="eastAsia"/>
+        </w:rPr>
+        <w:t>、</w:t>
+      </w:r>
+      <w:r>
+        <w:rPr>
+          <w:rFonts w:hint="eastAsia"/>
+        </w:rPr>
+        <w:t>Nested Sampling</w:t>
+      </w:r>
+      <w:r>
+        <w:rPr>
+          <w:rFonts w:hint="eastAsia"/>
+        </w:rPr>
+        <w:t>など）、別の</w:t>
+      </w:r>
+      <w:r>
+        <w:rPr>
+          <w:rFonts w:hint="eastAsia"/>
+        </w:rPr>
+        <w:t xml:space="preserve"> MCMC</w:t>
+      </w:r>
+      <w:r>
+        <w:rPr>
+          <w:rFonts w:hint="eastAsia"/>
+        </w:rPr>
+        <w:t>カーネル（</w:t>
+      </w:r>
+      <w:r>
+        <w:rPr>
+          <w:rFonts w:hint="eastAsia"/>
+        </w:rPr>
+        <w:t>MALA</w:t>
+      </w:r>
+      <w:r>
+        <w:rPr>
+          <w:rFonts w:hint="eastAsia"/>
+        </w:rPr>
+        <w:t>など）への差し替えが、上位ロジックを書き換えずに可能となる。設計思想は、「どの手法がどの問題に最適か」を共通ベンチマーク上で横断比較できる構成にすることにある。</w:t>
       </w:r>
     </w:p>
     <w:p/>
     <w:p>
       <w:pPr>
         <w:pStyle w:val="1"/>
+        <w:rPr>
+          <w:rFonts w:hint="eastAsia"/>
+        </w:rPr>
       </w:pPr>
       <w:r>
         <w:rPr>
@@ -1234,7 +1563,7 @@
         <w:rPr>
           <w:rFonts w:hint="eastAsia"/>
         </w:rPr>
-        <w:t>結果と今後の展望</w:t>
+        <w:t>検証と課題</w:t>
       </w:r>
     </w:p>
     <w:p>
@@ -1245,25 +1574,7 @@
         <w:rPr>
           <w:rFonts w:hint="eastAsia"/>
         </w:rPr>
-        <w:t xml:space="preserve">4 </w:t>
-      </w:r>
-      <w:r>
-        <w:rPr>
-          <w:rFonts w:hint="eastAsia"/>
-        </w:rPr>
-        <w:t>自由度せん断建物の屋根</w:t>
-      </w:r>
-      <w:r>
-        <w:rPr>
-          <w:rFonts w:hint="eastAsia"/>
-        </w:rPr>
-        <w:t xml:space="preserve"> FRF </w:t>
-      </w:r>
-      <w:r>
-        <w:rPr>
-          <w:rFonts w:hint="eastAsia"/>
-        </w:rPr>
-        <w:t>からの層剛性同定問題</w:t>
+        <w:t>文献</w:t>
       </w:r>
       <w:r>
         <w:rPr>
@@ -1275,111 +1586,117 @@
         <w:rPr>
           <w:rFonts w:hint="eastAsia"/>
         </w:rPr>
-        <w:t>で動作確認した。事後分布のメインモードは真値</w:t>
+        <w:t>で扱われている</w:t>
+      </w:r>
+      <w:r>
+        <w:rPr>
+          <w:rFonts w:hint="eastAsia"/>
+        </w:rPr>
+        <w:t>4</w:t>
+      </w:r>
+      <w:r>
+        <w:rPr>
+          <w:rFonts w:hint="eastAsia"/>
+        </w:rPr>
+        <w:t>自由度せん断建物の屋根周波数応答関数からの層剛性同定問題で動作確認した。本ベンチマークは、屋根応答のみを観測するという制約から、真値以外に</w:t>
+      </w:r>
+      <w:r>
+        <w:rPr>
+          <w:rFonts w:hint="eastAsia"/>
+        </w:rPr>
+        <w:t>3</w:t>
+      </w:r>
+      <w:r>
+        <w:rPr>
+          <w:rFonts w:hint="eastAsia"/>
+        </w:rPr>
+        <w:t>つの等価解が存在することが既知である</w:t>
+      </w:r>
+      <w:r>
+        <w:rPr>
+          <w:rFonts w:hint="eastAsia"/>
+        </w:rPr>
+        <w:t xml:space="preserve"> 1)</w:t>
+      </w:r>
+      <w:r>
+        <w:rPr>
+          <w:rFonts w:hint="eastAsia"/>
+        </w:rPr>
+        <w:t>。</w:t>
+      </w:r>
+    </w:p>
+    <w:p>
+      <w:pPr>
+        <w:ind w:firstLineChars="100" w:firstLine="200"/>
+      </w:pPr>
+      <w:r>
+        <w:rPr>
+          <w:rFonts w:hint="eastAsia"/>
+        </w:rPr>
+        <w:t>MVAE</w:t>
+      </w:r>
+      <w:r>
+        <w:rPr>
+          <w:rFonts w:hint="eastAsia"/>
+        </w:rPr>
+        <w:t>の学習は、事前分布から生成した</w:t>
       </w:r>
       <w:r>
         <w:t xml:space="preserve"> </w:t>
       </w:r>
       <m:oMath>
-        <m:r>
-          <m:rPr>
-            <m:sty m:val="p"/>
-          </m:rPr>
-          <w:rPr>
-            <w:rFonts w:ascii="Cambria Math" w:hAnsi="Cambria Math"/>
-          </w:rPr>
-          <m:t>θ</m:t>
-        </m:r>
-        <m:r>
-          <m:rPr>
-            <m:sty m:val="p"/>
-          </m:rPr>
-          <w:rPr>
-            <w:rFonts w:ascii="Cambria Math" w:hAnsi="Cambria Math" w:hint="eastAsia"/>
-          </w:rPr>
-          <m:t>=</m:t>
-        </m:r>
-        <m:d>
-          <m:dPr>
+        <m:sSup>
+          <m:sSupPr>
             <m:ctrlPr>
               <w:rPr>
                 <w:rFonts w:ascii="Cambria Math" w:hAnsi="Cambria Math"/>
+                <w:i/>
               </w:rPr>
             </m:ctrlPr>
-          </m:dPr>
+          </m:sSupPr>
           <m:e>
             <m:r>
-              <m:rPr>
-                <m:sty m:val="p"/>
-              </m:rPr>
-              <w:rPr>
-                <w:rFonts w:ascii="Cambria Math" w:hAnsi="Cambria Math" w:hint="eastAsia"/>
-              </w:rPr>
-              <m:t>1,1,1,1</m:t>
-            </m:r>
-          </m:e>
-        </m:d>
-      </m:oMath>
-      <w:r>
-        <w:t xml:space="preserve"> </w:t>
-      </w:r>
-      <w:r>
-        <w:rPr>
-          <w:rFonts w:hint="eastAsia"/>
-        </w:rPr>
-        <w:t>近傍に集中し、識別不能性に由来する等価解も別モードとして再現された。事後平均は</w:t>
-      </w:r>
-      <w:r>
-        <w:t xml:space="preserve"> </w:t>
-      </w:r>
-      <m:oMath>
-        <m:d>
-          <m:dPr>
-            <m:ctrlPr>
               <w:rPr>
                 <w:rFonts w:ascii="Cambria Math" w:hAnsi="Cambria Math"/>
               </w:rPr>
-            </m:ctrlPr>
-          </m:dPr>
-          <m:e>
-            <m:r>
-              <m:rPr>
-                <m:sty m:val="p"/>
-              </m:rPr>
-              <w:rPr>
-                <w:rFonts w:ascii="Cambria Math" w:hAnsi="Cambria Math" w:hint="eastAsia"/>
-              </w:rPr>
-              <m:t>1.16,1.02,0.89,1.01</m:t>
+              <m:t>10</m:t>
             </m:r>
           </m:e>
-        </m:d>
+          <m:sup>
+            <m:r>
+              <w:rPr>
+                <w:rFonts w:ascii="Cambria Math" w:hAnsi="Cambria Math"/>
+              </w:rPr>
+              <m:t>5</m:t>
+            </m:r>
+          </m:sup>
+        </m:sSup>
       </m:oMath>
-      <w:r>
-        <w:t xml:space="preserve"> </w:t>
-      </w:r>
-      <w:r>
-        <w:rPr>
-          <w:rFonts w:hint="eastAsia"/>
-        </w:rPr>
-        <w:t>となり、屋根に近い層の剛性は強く拘束される一方、下層は等価解の影響でやや広い分布を示した。</w:t>
-      </w:r>
-      <w:r>
-        <w:rPr>
-          <w:rFonts w:hint="eastAsia"/>
-        </w:rPr>
-        <w:t xml:space="preserve">GPU </w:t>
-      </w:r>
-      <w:r>
-        <w:rPr>
-          <w:rFonts w:hint="eastAsia"/>
-        </w:rPr>
-        <w:t>上で粒子数</w:t>
-      </w:r>
-      <w:r>
-        <w:rPr>
-          <w:rFonts w:hint="eastAsia"/>
-        </w:rPr>
-        <w:t xml:space="preserve"> 2000 </w:t>
+    </w:p>
+    <w:p>
+      <w:r>
+        <w:rPr>
+          <w:rFonts w:hint="eastAsia"/>
+        </w:rPr>
+        <w:t>個のシミュレーション結果を訓練データとし、潜在次元</w:t>
+      </w:r>
+      <w:r>
+        <w:rPr>
+          <w:rFonts w:hint="eastAsia"/>
+        </w:rPr>
+        <w:t>8</w:t>
+      </w:r>
+      <w:r>
+        <w:rPr>
+          <w:rFonts w:hint="eastAsia"/>
+        </w:rPr>
+        <w:t>のもとで早期終了付きで実施した。学習済みモデルを用いて、粒子数</w:t>
+      </w:r>
+      <w:r>
+        <w:rPr>
+          <w:rFonts w:hint="eastAsia"/>
+        </w:rPr>
+        <w:t>2000</w:t>
       </w:r>
       <w:r>
         <w:rPr>
@@ -1391,80 +1708,120 @@
         <w:rPr>
           <w:rFonts w:hint="eastAsia"/>
         </w:rPr>
-        <w:t xml:space="preserve"> SMC </w:t>
-      </w:r>
-      <w:r>
-        <w:rPr>
-          <w:rFonts w:hint="eastAsia"/>
-        </w:rPr>
-        <w:t>は約</w:t>
-      </w:r>
-      <w:r>
-        <w:rPr>
-          <w:rFonts w:hint="eastAsia"/>
-        </w:rPr>
-        <w:t xml:space="preserve"> </w:t>
-      </w:r>
-      <w:r>
-        <w:rPr>
-          <w:rFonts w:hint="eastAsia"/>
-        </w:rPr>
-        <w:t xml:space="preserve">1.5 </w:t>
-      </w:r>
-      <w:r>
-        <w:rPr>
-          <w:rFonts w:hint="eastAsia"/>
-        </w:rPr>
-        <w:t>秒で完了し、尤度評価約</w:t>
-      </w:r>
-      <w:r>
-        <w:rPr>
-          <w:rFonts w:hint="eastAsia"/>
-        </w:rPr>
-        <w:t xml:space="preserve"> 38 </w:t>
-      </w:r>
-      <w:r>
-        <w:rPr>
-          <w:rFonts w:hint="eastAsia"/>
-        </w:rPr>
-        <w:t>万回に対しシミュレータ呼び出しは</w:t>
-      </w:r>
-      <w:r>
-        <w:rPr>
-          <w:rFonts w:hint="eastAsia"/>
-        </w:rPr>
-        <w:t xml:space="preserve"> 0 </w:t>
-      </w:r>
-      <w:r>
-        <w:rPr>
-          <w:rFonts w:hint="eastAsia"/>
-        </w:rPr>
-        <w:t>回である。多峰性のある不確実性定量化付き逆推定を、高速かつ並列に実施可能であることを示した。</w:t>
+        <w:t>SMC</w:t>
+      </w:r>
+      <w:r>
+        <w:rPr>
+          <w:rFonts w:hint="eastAsia"/>
+        </w:rPr>
+        <w:t>を</w:t>
+      </w:r>
+      <w:r>
+        <w:rPr>
+          <w:rFonts w:hint="eastAsia"/>
+        </w:rPr>
+        <w:t>GPU</w:t>
+      </w:r>
+      <w:r>
+        <w:rPr>
+          <w:rFonts w:hint="eastAsia"/>
+        </w:rPr>
+        <w:t>上で実行したところ、約</w:t>
+      </w:r>
+      <w:r>
+        <w:rPr>
+          <w:rFonts w:hint="eastAsia"/>
+        </w:rPr>
+        <w:t>1.5</w:t>
+      </w:r>
+      <w:r>
+        <w:rPr>
+          <w:rFonts w:hint="eastAsia"/>
+        </w:rPr>
+        <w:t>秒で事後サンプリングが完了した。</w:t>
+      </w:r>
+    </w:p>
+    <w:p>
+      <w:pPr>
+        <w:ind w:firstLineChars="100" w:firstLine="200"/>
+      </w:pPr>
+      <w:r>
+        <w:rPr>
+          <w:rFonts w:hint="eastAsia"/>
+        </w:rPr>
+        <w:t>図</w:t>
+      </w:r>
+      <w:r>
+        <w:rPr>
+          <w:rFonts w:hint="eastAsia"/>
+        </w:rPr>
+        <w:t>2</w:t>
+      </w:r>
+      <w:r>
+        <w:rPr>
+          <w:rFonts w:hint="eastAsia"/>
+        </w:rPr>
+        <w:t>より、真値および既知の</w:t>
+      </w:r>
+      <w:r>
+        <w:rPr>
+          <w:rFonts w:hint="eastAsia"/>
+        </w:rPr>
+        <w:t>3</w:t>
+      </w:r>
+      <w:r>
+        <w:rPr>
+          <w:rFonts w:hint="eastAsia"/>
+        </w:rPr>
+        <w:t>つの等価解にそれぞれ対応する</w:t>
+      </w:r>
+      <w:r>
+        <w:rPr>
+          <w:rFonts w:hint="eastAsia"/>
+        </w:rPr>
+        <w:t>4</w:t>
+      </w:r>
+      <w:r>
+        <w:rPr>
+          <w:rFonts w:hint="eastAsia"/>
+        </w:rPr>
+        <w:t>つの集中モードが事後分布として再現されていることが確認できる。これにより、観測情報の不足に由来する多峰性を持つ事後分布を、本フレームワークが正しく追跡できることを</w:t>
+      </w:r>
+      <w:r>
+        <w:rPr>
+          <w:rFonts w:hint="eastAsia"/>
+        </w:rPr>
+        <w:t>示した。</w:t>
+      </w:r>
+    </w:p>
+    <w:p>
+      <w:pPr>
+        <w:ind w:firstLineChars="100" w:firstLine="200"/>
+        <w:rPr>
+          <w:rFonts w:hint="eastAsia"/>
+        </w:rPr>
+      </w:pPr>
+      <w:r>
+        <w:rPr>
+          <w:rFonts w:hint="eastAsia"/>
+        </w:rPr>
+        <w:t>今後は、尤度モデル部分の拡張比較を最優先課題とし、</w:t>
+      </w:r>
+      <w:r>
+        <w:rPr>
+          <w:rFonts w:hint="eastAsia"/>
+        </w:rPr>
+        <w:t>Normalizing Flow</w:t>
+      </w:r>
+      <w:r>
+        <w:rPr>
+          <w:rFonts w:hint="eastAsia"/>
+        </w:rPr>
+        <w:t>や拡散モデル等の代替アプローチを、精度・推論時間・多峰性への頑健さの観点から同一ベンチマーク上で横断比較する。さらに、より高次元・非線形・多モダリティ観測を含む複雑系へと適用範囲を広げ、工学逆問題ごとに最適な手法構成を選択可能なライブラリへと発展させる。</w:t>
       </w:r>
     </w:p>
     <w:p/>
     <w:p>
-      <w:r>
-        <w:rPr>
-          <w:rFonts w:hint="eastAsia"/>
-        </w:rPr>
-        <w:t>本研究の貢献は新規手法の提案ではなく、既存の潜在空間ベイズ推論を、各構成要素を差し替え可能な比較研究の土台として再整備した点にある。これにより「どの手法がどの問題に最適か」という、これまで横断的に検証されてこなかった問いに取り組む基盤が整ったと位置づけられる。今後は尤度モデル部分の拡張比較を最優先課題とし、</w:t>
-      </w:r>
-      <w:r>
-        <w:rPr>
-          <w:rFonts w:hint="eastAsia"/>
-        </w:rPr>
-        <w:t xml:space="preserve">Normalizing Flow </w:t>
-      </w:r>
-      <w:r>
-        <w:rPr>
-          <w:rFonts w:hint="eastAsia"/>
-        </w:rPr>
-        <w:t>や拡散モデル等の代替を同一ベンチマーク上で比較する。さらに複雑系へ適用範囲を広げ、工学逆問題ごとに最適な手法構成を選択可能なライブラリへ発展させる。</w:t>
-      </w:r>
-    </w:p>
-    <w:p/>
-    <w:p>
       <w:pPr>
         <w:pStyle w:val="1"/>
       </w:pPr>
@@ -1486,50 +1843,6 @@
       <w:proofErr w:type="spellEnd"/>
       <w:r>
         <w:t>, T. et al., Finite element model updating of building structures under seismic excitation: A parallelized latent space-based Bayesian framework, arXiv:2604.22305 (preprint, 2026).</w:t>
-      </w:r>
-    </w:p>
-    <w:p>
-      <w:pPr>
-        <w:pStyle w:val="a"/>
-      </w:pPr>
-      <w:proofErr w:type="spellStart"/>
-      <w:r>
-        <w:t>Itoi</w:t>
-      </w:r>
-      <w:proofErr w:type="spellEnd"/>
-      <w:r>
-        <w:t>, T. et al., Bayesian structural model updating with multimodal variational autoencoder,</w:t>
-      </w:r>
-      <w:r>
-        <w:t xml:space="preserve"> </w:t>
-      </w:r>
-      <w:proofErr w:type="spellStart"/>
-      <w:r>
-        <w:t>Comput</w:t>
-      </w:r>
-      <w:proofErr w:type="spellEnd"/>
-      <w:r>
-        <w:t>. Methods Appl. Mech. Eng.</w:t>
-      </w:r>
-      <w:r>
-        <w:t xml:space="preserve"> </w:t>
-      </w:r>
-      <w:r>
-        <w:t>429, 117148 (2024).</w:t>
-      </w:r>
-    </w:p>
-    <w:p>
-      <w:pPr>
-        <w:pStyle w:val="a"/>
-      </w:pPr>
-      <w:r>
-        <w:t>Ching, J., Chen, Y.-C., Transitional Markov chain Monte Carlo method for Bayesian model updating, model class selection, and model averaging, J. Eng. Mech.</w:t>
-      </w:r>
-      <w:r>
-        <w:t xml:space="preserve"> </w:t>
-      </w:r>
-      <w:r>
-        <w:t>133(7), 816-832 (2007).</w:t>
       </w:r>
     </w:p>
     <w:sectPr>

--- a/docs/presentation/abstract/abstract.docx
+++ b/docs/presentation/abstract/abstract.docx
@@ -112,7 +112,7 @@
         <w:rPr>
           <w:rFonts w:hint="eastAsia"/>
         </w:rPr>
-        <w:t>工学では観測データからモデルパラメータを推定する逆問題が広く現れ、診断やリスク評価には推定の不確実性定量化が不可欠である。ベイズ推論は事後分布として不確実性を直接与えるが、高次元応答時系列と高コストなシミュレータ呼び出しが実用上の壁となる。本研究では、これらを回避する潜在空間ベイズ推論を起点に、各構成要素を差し替え可能とした推論フレームワークを構築する。</w:t>
+        <w:t>工学では観測データからモデルパラメータを推定する逆問題が広く現れ、診断やリスク評価には推定の不確実性定量化が不可欠である。ベイズ推論は事後分布として不確実性を直接与えるが、高コストなシミュレータ呼び出しが実用上の壁となる。本研究では、これらを回避する潜在空間ベイズ推論を起点に、各構成要素を差し替え可能とした推論フレームワークを構築する。</w:t>
       </w:r>
     </w:p>
     <w:p>
@@ -1299,109 +1299,85 @@
         <w:rPr>
           <w:rFonts w:asciiTheme="minorHAnsi" w:hAnsiTheme="minorHAnsi" w:hint="eastAsia"/>
         </w:rPr>
-        <w:t>ら、</w:t>
+        <w:t>（</w:t>
       </w:r>
       <w:r>
         <w:rPr>
           <w:rFonts w:asciiTheme="minorHAnsi" w:hAnsiTheme="minorHAnsi" w:hint="eastAsia"/>
         </w:rPr>
-        <w:t>尤度モデルとしての</w:t>
+        <w:t>MVAE</w:t>
       </w:r>
       <w:r>
         <w:rPr>
           <w:rFonts w:asciiTheme="minorHAnsi" w:hAnsiTheme="minorHAnsi" w:hint="eastAsia"/>
         </w:rPr>
-        <w:t>MVAE</w:t>
+        <w:t>、</w:t>
       </w:r>
       <w:r>
         <w:rPr>
           <w:rFonts w:asciiTheme="minorHAnsi" w:hAnsiTheme="minorHAnsi" w:hint="eastAsia"/>
         </w:rPr>
-        <w:t>、サンプラーとしての</w:t>
+        <w:t>SMC</w:t>
       </w:r>
       <w:r>
         <w:rPr>
           <w:rFonts w:asciiTheme="minorHAnsi" w:hAnsiTheme="minorHAnsi" w:hint="eastAsia"/>
         </w:rPr>
-        <w:t>SMC</w:t>
+        <w:t>、</w:t>
       </w:r>
       <w:r>
         <w:rPr>
           <w:rFonts w:asciiTheme="minorHAnsi" w:hAnsiTheme="minorHAnsi" w:hint="eastAsia"/>
         </w:rPr>
-        <w:t>、</w:t>
+        <w:t>Metropolis-Hastings</w:t>
       </w:r>
       <w:r>
         <w:rPr>
           <w:rFonts w:asciiTheme="minorHAnsi" w:hAnsiTheme="minorHAnsi" w:hint="eastAsia"/>
         </w:rPr>
+        <w:t>など）を</w:t>
+      </w:r>
+      <w:r>
+        <w:rPr>
+          <w:rFonts w:asciiTheme="minorHAnsi" w:hAnsiTheme="minorHAnsi" w:hint="eastAsia"/>
+        </w:rPr>
+        <w:t>、共通の概念的役割（尤度モデル・サンプラー・</w:t>
+      </w:r>
+      <w:r>
+        <w:rPr>
+          <w:rFonts w:asciiTheme="minorHAnsi" w:hAnsiTheme="minorHAnsi" w:hint="eastAsia"/>
+        </w:rPr>
         <w:t>MCMC</w:t>
       </w:r>
       <w:r>
         <w:rPr>
           <w:rFonts w:asciiTheme="minorHAnsi" w:hAnsiTheme="minorHAnsi" w:hint="eastAsia"/>
         </w:rPr>
-        <w:t>カーネルとしてのランダムウォーク</w:t>
+        <w:t>カーネル）に分離し、</w:t>
       </w:r>
       <w:r>
         <w:rPr>
           <w:rFonts w:asciiTheme="minorHAnsi" w:hAnsiTheme="minorHAnsi" w:hint="eastAsia"/>
         </w:rPr>
-        <w:t>Metropolis-Hastings</w:t>
+        <w:t>Python</w:t>
       </w:r>
       <w:r>
         <w:rPr>
           <w:rFonts w:asciiTheme="minorHAnsi" w:hAnsiTheme="minorHAnsi" w:hint="eastAsia"/>
         </w:rPr>
-        <w:t>、適応共分散による提案分布な</w:t>
+        <w:t>の</w:t>
       </w:r>
       <w:r>
         <w:rPr>
           <w:rFonts w:asciiTheme="minorHAnsi" w:hAnsiTheme="minorHAnsi" w:hint="eastAsia"/>
         </w:rPr>
-        <w:t>ど、</w:t>
+        <w:t>Protocol</w:t>
       </w:r>
       <w:r>
         <w:rPr>
           <w:rFonts w:asciiTheme="minorHAnsi" w:hAnsiTheme="minorHAnsi" w:hint="eastAsia"/>
         </w:rPr>
-        <w:t>を、共通の概念的役割（尤度モデル・サンプラー・</w:t>
-      </w:r>
-      <w:r>
-        <w:rPr>
-          <w:rFonts w:asciiTheme="minorHAnsi" w:hAnsiTheme="minorHAnsi" w:hint="eastAsia"/>
-        </w:rPr>
-        <w:t>MCMC</w:t>
-      </w:r>
-      <w:r>
-        <w:rPr>
-          <w:rFonts w:asciiTheme="minorHAnsi" w:hAnsiTheme="minorHAnsi" w:hint="eastAsia"/>
-        </w:rPr>
-        <w:t>カーネル・提案分布・事前分布）に分離し、</w:t>
-      </w:r>
-      <w:r>
-        <w:rPr>
-          <w:rFonts w:asciiTheme="minorHAnsi" w:hAnsiTheme="minorHAnsi" w:hint="eastAsia"/>
-        </w:rPr>
-        <w:t>Python</w:t>
-      </w:r>
-      <w:r>
-        <w:rPr>
-          <w:rFonts w:asciiTheme="minorHAnsi" w:hAnsiTheme="minorHAnsi" w:hint="eastAsia"/>
-        </w:rPr>
-        <w:t>の</w:t>
-      </w:r>
-      <w:r>
-        <w:rPr>
-          <w:rFonts w:asciiTheme="minorHAnsi" w:hAnsiTheme="minorHAnsi" w:hint="eastAsia"/>
-        </w:rPr>
-        <w:t>Protocol</w:t>
-      </w:r>
-      <w:r>
-        <w:rPr>
-          <w:rFonts w:asciiTheme="minorHAnsi" w:hAnsiTheme="minorHAnsi" w:hint="eastAsia"/>
-        </w:rPr>
-        <w:t>によりインターフェースのみを宣言する形に再整理した。図</w:t>
+        <w:t>によりインターフェースのみを宣言する形にした。図</w:t>
       </w:r>
       <w:r>
         <w:rPr>
@@ -1438,9 +1414,6 @@
       <w:pPr>
         <w:pStyle w:val="a7"/>
         <w:ind w:firstLine="200"/>
-        <w:rPr>
-          <w:rFonts w:hint="eastAsia"/>
-        </w:rPr>
       </w:pPr>
       <w:r>
         <w:rPr>
@@ -1458,19 +1431,13 @@
         <w:rPr>
           <w:rFonts w:hint="eastAsia"/>
         </w:rPr>
-        <w:t>を介して上位ロジックと結合しているため、</w:t>
-      </w:r>
-      <w:r>
-        <w:rPr>
-          <w:rFonts w:hint="eastAsia"/>
-        </w:rPr>
-        <w:t>MVAE</w:t>
-      </w:r>
-      <w:r>
-        <w:rPr>
-          <w:rFonts w:hint="eastAsia"/>
-        </w:rPr>
-        <w:t>以外の尤度モデル（</w:t>
+        <w:t>にのみ依存し</w:t>
+      </w:r>
+      <w:r>
+        <w:rPr>
+          <w:rFonts w:hint="eastAsia"/>
+        </w:rPr>
+        <w:t>、他の尤度モデル（</w:t>
       </w:r>
       <w:r>
         <w:rPr>
@@ -1482,25 +1449,13 @@
         <w:rPr>
           <w:rFonts w:hint="eastAsia"/>
         </w:rPr>
-        <w:t>、拡散モデル、直接尤度など）や、</w:t>
-      </w:r>
-      <w:r>
-        <w:rPr>
-          <w:rFonts w:hint="eastAsia"/>
-        </w:rPr>
-        <w:t>SMC</w:t>
-      </w:r>
-      <w:r>
-        <w:rPr>
-          <w:rFonts w:hint="eastAsia"/>
-        </w:rPr>
-        <w:t>以外のサンプラー（</w:t>
-      </w:r>
-      <w:r>
-        <w:rPr>
-          <w:rFonts w:hint="eastAsia"/>
-        </w:rPr>
-        <w:t>Hamiltonian Monte Carlo</w:t>
+        <w:t>、拡散モデルなど）やサンプラー（</w:t>
+      </w:r>
+      <w:r>
+        <w:rPr>
+          <w:rFonts w:hint="eastAsia"/>
+        </w:rPr>
+        <w:t>HMC</w:t>
       </w:r>
       <w:r>
         <w:rPr>
@@ -1518,117 +1473,198 @@
         <w:rPr>
           <w:rFonts w:hint="eastAsia"/>
         </w:rPr>
-        <w:t>など）、別の</w:t>
-      </w:r>
-      <w:r>
-        <w:rPr>
-          <w:rFonts w:hint="eastAsia"/>
-        </w:rPr>
-        <w:t xml:space="preserve"> MCMC</w:t>
-      </w:r>
-      <w:r>
-        <w:rPr>
-          <w:rFonts w:hint="eastAsia"/>
-        </w:rPr>
-        <w:t>カーネル（</w:t>
-      </w:r>
-      <w:r>
-        <w:rPr>
-          <w:rFonts w:hint="eastAsia"/>
-        </w:rPr>
-        <w:t>MALA</w:t>
-      </w:r>
-      <w:r>
-        <w:rPr>
-          <w:rFonts w:hint="eastAsia"/>
-        </w:rPr>
-        <w:t>など）への差し替えが、上位ロジックを書き換えずに可能となる。設計思想は、「どの手法がどの問題に最適か」を共通ベンチマーク上で横断比較できる構成にすることにある。</w:t>
-      </w:r>
-    </w:p>
-    <w:p/>
-    <w:p>
-      <w:pPr>
-        <w:pStyle w:val="1"/>
-        <w:rPr>
-          <w:rFonts w:hint="eastAsia"/>
-        </w:rPr>
-      </w:pPr>
-      <w:r>
-        <w:rPr>
-          <w:rFonts w:hint="eastAsia"/>
-        </w:rPr>
-        <w:t>３．</w:t>
-      </w:r>
-      <w:r>
-        <w:rPr>
-          <w:rFonts w:hint="eastAsia"/>
-        </w:rPr>
-        <w:t>検証と課題</w:t>
+        <w:t>など）への差し替えが</w:t>
+      </w:r>
+      <w:r>
+        <w:rPr>
+          <w:rFonts w:hint="eastAsia"/>
+        </w:rPr>
+        <w:t>簡単である</w:t>
+      </w:r>
+      <w:r>
+        <w:rPr>
+          <w:rFonts w:hint="eastAsia"/>
+        </w:rPr>
+        <w:t>。設計思想は、「どの手法がどの問題に最適か」を共通ベンチマーク</w:t>
+      </w:r>
+      <w:r>
+        <w:rPr>
+          <w:rFonts w:hint="eastAsia"/>
+        </w:rPr>
+        <w:t>上で横断比較できる構成にすることにある</w:t>
+      </w:r>
+      <w:r>
+        <w:rPr>
+          <w:rFonts w:hint="eastAsia"/>
+        </w:rPr>
+        <w:t>。</w:t>
       </w:r>
     </w:p>
     <w:p>
       <w:pPr>
-        <w:ind w:firstLineChars="100" w:firstLine="200"/>
-      </w:pPr>
-      <w:r>
-        <w:rPr>
-          <w:rFonts w:hint="eastAsia"/>
-        </w:rPr>
-        <w:t>文献</w:t>
-      </w:r>
-      <w:r>
-        <w:rPr>
-          <w:rFonts w:hint="eastAsia"/>
-        </w:rPr>
-        <w:t xml:space="preserve"> 1) </w:t>
-      </w:r>
-      <w:r>
-        <w:rPr>
-          <w:rFonts w:hint="eastAsia"/>
-        </w:rPr>
-        <w:t>で扱われている</w:t>
-      </w:r>
-      <w:r>
-        <w:rPr>
-          <w:rFonts w:hint="eastAsia"/>
-        </w:rPr>
-        <w:t>4</w:t>
-      </w:r>
-      <w:r>
-        <w:rPr>
-          <w:rFonts w:hint="eastAsia"/>
-        </w:rPr>
-        <w:t>自由度せん断建物の屋根周波数応答関数からの層剛性同定問題で動作確認した。本ベンチマークは、屋根応答のみを観測するという制約から、真値以外に</w:t>
-      </w:r>
-      <w:r>
-        <w:rPr>
-          <w:rFonts w:hint="eastAsia"/>
-        </w:rPr>
-        <w:t>3</w:t>
-      </w:r>
-      <w:r>
-        <w:rPr>
-          <w:rFonts w:hint="eastAsia"/>
-        </w:rPr>
-        <w:t>つの等価解が存在することが既知である</w:t>
-      </w:r>
-      <w:r>
-        <w:rPr>
-          <w:rFonts w:hint="eastAsia"/>
-        </w:rPr>
-        <w:t xml:space="preserve"> 1)</w:t>
-      </w:r>
-      <w:r>
-        <w:rPr>
-          <w:rFonts w:hint="eastAsia"/>
-        </w:rPr>
-        <w:t>。</w:t>
-      </w:r>
+        <w:pStyle w:val="a7"/>
+        <w:ind w:firstLineChars="0" w:firstLine="0"/>
+      </w:pPr>
     </w:p>
     <w:p>
       <w:pPr>
+        <w:pStyle w:val="a7"/>
+        <w:ind w:firstLineChars="0" w:firstLine="0"/>
+      </w:pPr>
+      <w:r>
+        <w:drawing>
+          <wp:inline distT="0" distB="0" distL="0" distR="0" wp14:anchorId="7012E24D" wp14:editId="1D21A4E1">
+            <wp:extent cx="2700020" cy="756920"/>
+            <wp:effectExtent l="0" t="0" r="5080" b="5080"/>
+            <wp:docPr id="1451487055" name="図 1"/>
+            <wp:cNvGraphicFramePr>
+              <a:graphicFrameLocks xmlns:a="http://schemas.openxmlformats.org/drawingml/2006/main" noChangeAspect="1"/>
+            </wp:cNvGraphicFramePr>
+            <a:graphic xmlns:a="http://schemas.openxmlformats.org/drawingml/2006/main">
+              <a:graphicData uri="http://schemas.openxmlformats.org/drawingml/2006/picture">
+                <pic:pic xmlns:pic="http://schemas.openxmlformats.org/drawingml/2006/picture">
+                  <pic:nvPicPr>
+                    <pic:cNvPr id="1451487055" name=""/>
+                    <pic:cNvPicPr/>
+                  </pic:nvPicPr>
+                  <pic:blipFill>
+                    <a:blip r:embed="rId7"/>
+                    <a:stretch>
+                      <a:fillRect/>
+                    </a:stretch>
+                  </pic:blipFill>
+                  <pic:spPr>
+                    <a:xfrm>
+                      <a:off x="0" y="0"/>
+                      <a:ext cx="2700020" cy="756920"/>
+                    </a:xfrm>
+                    <a:prstGeom prst="rect">
+                      <a:avLst/>
+                    </a:prstGeom>
+                  </pic:spPr>
+                </pic:pic>
+              </a:graphicData>
+            </a:graphic>
+          </wp:inline>
+        </w:drawing>
+      </w:r>
+    </w:p>
+    <w:p>
+      <w:pPr>
+        <w:jc w:val="center"/>
+        <w:rPr>
+          <w:rFonts w:hint="eastAsia"/>
+        </w:rPr>
+      </w:pPr>
+      <w:r>
+        <w:rPr>
+          <w:rFonts w:hint="eastAsia"/>
+        </w:rPr>
+        <w:t>図</w:t>
+      </w:r>
+      <w:r>
+        <w:t>1</w:t>
+      </w:r>
+      <w:r>
+        <w:rPr>
+          <w:rFonts w:hint="eastAsia"/>
+        </w:rPr>
+        <w:t xml:space="preserve">　</w:t>
+      </w:r>
+      <w:r>
+        <w:rPr>
+          <w:rFonts w:hint="eastAsia"/>
+        </w:rPr>
+        <w:t>代表的な</w:t>
+      </w:r>
+      <w:r>
+        <w:rPr>
+          <w:rFonts w:hint="eastAsia"/>
+        </w:rPr>
+        <w:t>Protocol</w:t>
+      </w:r>
+      <w:r>
+        <w:rPr>
+          <w:rFonts w:hint="eastAsia"/>
+        </w:rPr>
+        <w:t>定義（抜粋）。</w:t>
+      </w:r>
+    </w:p>
+    <w:p>
+      <w:pPr>
+        <w:pStyle w:val="a7"/>
+        <w:ind w:firstLineChars="0" w:firstLine="0"/>
+      </w:pPr>
+    </w:p>
+    <w:p>
+      <w:pPr>
+        <w:pStyle w:val="1"/>
+        <w:rPr>
+          <w:rFonts w:hint="eastAsia"/>
+        </w:rPr>
+      </w:pPr>
+      <w:r>
+        <w:rPr>
+          <w:rFonts w:hint="eastAsia"/>
+        </w:rPr>
+        <w:t>３．</w:t>
+      </w:r>
+      <w:r>
+        <w:rPr>
+          <w:rFonts w:hint="eastAsia"/>
+        </w:rPr>
+        <w:t>検証と課題</w:t>
+      </w:r>
+    </w:p>
+    <w:p>
+      <w:pPr>
         <w:ind w:firstLineChars="100" w:firstLine="200"/>
-      </w:pPr>
+        <w:rPr>
+          <w:rFonts w:hint="eastAsia"/>
+        </w:rPr>
+      </w:pPr>
+      <w:r>
+        <w:rPr>
+          <w:rFonts w:hint="eastAsia"/>
+        </w:rPr>
+        <w:t>文献</w:t>
+      </w:r>
+      <w:r>
+        <w:rPr>
+          <w:rFonts w:hint="eastAsia"/>
+        </w:rPr>
+        <w:t xml:space="preserve"> 1) </w:t>
+      </w:r>
+      <w:r>
+        <w:rPr>
+          <w:rFonts w:hint="eastAsia"/>
+        </w:rPr>
+        <w:t>と同じ</w:t>
+      </w:r>
+      <w:r>
+        <w:rPr>
+          <w:rFonts w:hint="eastAsia"/>
+        </w:rPr>
+        <w:t>4</w:t>
+      </w:r>
+      <w:r>
+        <w:rPr>
+          <w:rFonts w:hint="eastAsia"/>
+        </w:rPr>
+        <w:t>自由度せん断建物の層剛性同定問題（真値以外に</w:t>
+      </w:r>
+      <w:r>
+        <w:rPr>
+          <w:rFonts w:hint="eastAsia"/>
+        </w:rPr>
+        <w:t>3</w:t>
+      </w:r>
+      <w:r>
+        <w:rPr>
+          <w:rFonts w:hint="eastAsia"/>
+        </w:rPr>
+        <w:t>つの等価解が存在することが既知）で動作確認した。</w:t>
+      </w:r>
       <w:r>
         <w:rPr>
           <w:rFonts w:hint="eastAsia"/>
@@ -1639,10 +1675,13 @@
         <w:rPr>
           <w:rFonts w:hint="eastAsia"/>
         </w:rPr>
-        <w:t>の学習は、事前分布から生成した</w:t>
-      </w:r>
-      <w:r>
-        <w:t xml:space="preserve"> </w:t>
+        <w:t>は、事前分布から生成し</w:t>
+      </w:r>
+      <w:r>
+        <w:rPr>
+          <w:rFonts w:hint="eastAsia"/>
+        </w:rPr>
+        <w:t>た</w:t>
       </w:r>
       <m:oMath>
         <m:sSup>
@@ -1672,140 +1711,229 @@
           </m:sup>
         </m:sSup>
       </m:oMath>
+      <w:r>
+        <w:rPr>
+          <w:rFonts w:hint="eastAsia"/>
+        </w:rPr>
+        <w:t>個</w:t>
+      </w:r>
+      <w:r>
+        <w:rPr>
+          <w:rFonts w:hint="eastAsia"/>
+        </w:rPr>
+        <w:t>のサンプルを訓練データとし、潜在次元</w:t>
+      </w:r>
+      <w:r>
+        <w:rPr>
+          <w:rFonts w:hint="eastAsia"/>
+        </w:rPr>
+        <w:t>8</w:t>
+      </w:r>
+      <w:r>
+        <w:rPr>
+          <w:rFonts w:hint="eastAsia"/>
+        </w:rPr>
+        <w:t>・早期終了付きで学習した。粒子数</w:t>
+      </w:r>
+      <w:r>
+        <w:rPr>
+          <w:rFonts w:hint="eastAsia"/>
+        </w:rPr>
+        <w:t>2000</w:t>
+      </w:r>
+      <w:r>
+        <w:rPr>
+          <w:rFonts w:hint="eastAsia"/>
+        </w:rPr>
+        <w:t>の</w:t>
+      </w:r>
+      <w:r>
+        <w:rPr>
+          <w:rFonts w:hint="eastAsia"/>
+        </w:rPr>
+        <w:t>SMC</w:t>
+      </w:r>
+      <w:r>
+        <w:rPr>
+          <w:rFonts w:hint="eastAsia"/>
+        </w:rPr>
+        <w:t>を実行し</w:t>
+      </w:r>
+      <w:r>
+        <w:rPr>
+          <w:rFonts w:hint="eastAsia"/>
+        </w:rPr>
+        <w:t>て</w:t>
+      </w:r>
+      <w:r>
+        <w:rPr>
+          <w:rFonts w:hint="eastAsia"/>
+        </w:rPr>
+        <w:t>得られた事後分布の散布図</w:t>
+      </w:r>
+      <w:r>
+        <w:rPr>
+          <w:rFonts w:hint="eastAsia"/>
+        </w:rPr>
+        <w:t>が</w:t>
+      </w:r>
+      <w:r>
+        <w:rPr>
+          <w:rFonts w:hint="eastAsia"/>
+        </w:rPr>
+        <w:t>図</w:t>
+      </w:r>
+      <w:r>
+        <w:rPr>
+          <w:rFonts w:hint="eastAsia"/>
+        </w:rPr>
+        <w:t>2</w:t>
+      </w:r>
+      <w:r>
+        <w:rPr>
+          <w:rFonts w:hint="eastAsia"/>
+        </w:rPr>
+        <w:t>である</w:t>
+      </w:r>
+      <w:r>
+        <w:rPr>
+          <w:rFonts w:hint="eastAsia"/>
+        </w:rPr>
+        <w:t>。</w:t>
+      </w:r>
+    </w:p>
+    <w:p/>
+    <w:p>
+      <w:pPr>
+        <w:pStyle w:val="aa"/>
+      </w:pPr>
+      <w:r>
+        <w:rPr>
+          <w:noProof/>
+        </w:rPr>
+        <w:drawing>
+          <wp:inline distT="0" distB="0" distL="0" distR="0" wp14:anchorId="6F082337" wp14:editId="5250BB22">
+            <wp:extent cx="2024642" cy="2037022"/>
+            <wp:effectExtent l="0" t="0" r="0" b="0"/>
+            <wp:docPr id="1494913770" name="図 1"/>
+            <wp:cNvGraphicFramePr>
+              <a:graphicFrameLocks xmlns:a="http://schemas.openxmlformats.org/drawingml/2006/main" noChangeAspect="1"/>
+            </wp:cNvGraphicFramePr>
+            <a:graphic xmlns:a="http://schemas.openxmlformats.org/drawingml/2006/main">
+              <a:graphicData uri="http://schemas.openxmlformats.org/drawingml/2006/picture">
+                <pic:pic xmlns:pic="http://schemas.openxmlformats.org/drawingml/2006/picture">
+                  <pic:nvPicPr>
+                    <pic:cNvPr id="1494913770" name=""/>
+                    <pic:cNvPicPr/>
+                  </pic:nvPicPr>
+                  <pic:blipFill>
+                    <a:blip r:embed="rId8"/>
+                    <a:stretch>
+                      <a:fillRect/>
+                    </a:stretch>
+                  </pic:blipFill>
+                  <pic:spPr>
+                    <a:xfrm>
+                      <a:off x="0" y="0"/>
+                      <a:ext cx="2045699" cy="2058208"/>
+                    </a:xfrm>
+                    <a:prstGeom prst="rect">
+                      <a:avLst/>
+                    </a:prstGeom>
+                  </pic:spPr>
+                </pic:pic>
+              </a:graphicData>
+            </a:graphic>
+          </wp:inline>
+        </w:drawing>
+      </w:r>
+      <w:r>
+        <w:rPr>
+          <w:noProof/>
+        </w:rPr>
+        <w:t xml:space="preserve"> </w:t>
+      </w:r>
     </w:p>
     <w:p>
-      <w:r>
-        <w:rPr>
-          <w:rFonts w:hint="eastAsia"/>
-        </w:rPr>
-        <w:t>個のシミュレーション結果を訓練データとし、潜在次元</w:t>
-      </w:r>
-      <w:r>
-        <w:rPr>
-          <w:rFonts w:hint="eastAsia"/>
-        </w:rPr>
-        <w:t>8</w:t>
-      </w:r>
-      <w:r>
-        <w:rPr>
-          <w:rFonts w:hint="eastAsia"/>
-        </w:rPr>
-        <w:t>のもとで早期終了付きで実施した。学習済みモデルを用いて、粒子数</w:t>
-      </w:r>
-      <w:r>
-        <w:rPr>
-          <w:rFonts w:hint="eastAsia"/>
-        </w:rPr>
-        <w:t>2000</w:t>
-      </w:r>
-      <w:r>
-        <w:rPr>
-          <w:rFonts w:hint="eastAsia"/>
-        </w:rPr>
-        <w:t>の</w:t>
-      </w:r>
-      <w:r>
-        <w:rPr>
-          <w:rFonts w:hint="eastAsia"/>
-        </w:rPr>
-        <w:t>SMC</w:t>
-      </w:r>
-      <w:r>
-        <w:rPr>
-          <w:rFonts w:hint="eastAsia"/>
-        </w:rPr>
-        <w:t>を</w:t>
-      </w:r>
-      <w:r>
-        <w:rPr>
-          <w:rFonts w:hint="eastAsia"/>
-        </w:rPr>
-        <w:t>GPU</w:t>
-      </w:r>
-      <w:r>
-        <w:rPr>
-          <w:rFonts w:hint="eastAsia"/>
-        </w:rPr>
-        <w:t>上で実行したところ、約</w:t>
-      </w:r>
-      <w:r>
-        <w:rPr>
-          <w:rFonts w:hint="eastAsia"/>
-        </w:rPr>
-        <w:t>1.5</w:t>
-      </w:r>
-      <w:r>
-        <w:rPr>
-          <w:rFonts w:hint="eastAsia"/>
-        </w:rPr>
-        <w:t>秒で事後サンプリングが完了した。</w:t>
+      <w:pPr>
+        <w:jc w:val="center"/>
+      </w:pPr>
+      <w:r>
+        <w:rPr>
+          <w:rFonts w:hint="eastAsia"/>
+        </w:rPr>
+        <w:t>図</w:t>
+      </w:r>
+      <w:r>
+        <w:t>2</w:t>
+      </w:r>
+      <w:r>
+        <w:rPr>
+          <w:rFonts w:hint="eastAsia"/>
+        </w:rPr>
+        <w:t xml:space="preserve">　</w:t>
+      </w:r>
+      <w:r>
+        <w:rPr>
+          <w:rFonts w:hint="eastAsia"/>
+        </w:rPr>
+        <w:t>4</w:t>
+      </w:r>
+      <w:r>
+        <w:rPr>
+          <w:rFonts w:hint="eastAsia"/>
+        </w:rPr>
+        <w:t>自由度せん断建物の事後分布散布図</w:t>
+      </w:r>
+    </w:p>
+    <w:p/>
+    <w:p>
+      <w:pPr>
+        <w:ind w:firstLineChars="100" w:firstLine="200"/>
+      </w:pPr>
+      <w:r>
+        <w:rPr>
+          <w:rFonts w:hint="eastAsia"/>
+        </w:rPr>
+        <w:t>等価解が再現され</w:t>
+      </w:r>
+      <w:r>
+        <w:rPr>
+          <w:rFonts w:hint="eastAsia"/>
+        </w:rPr>
+        <w:t>、</w:t>
+      </w:r>
+      <w:r>
+        <w:rPr>
+          <w:rFonts w:hint="eastAsia"/>
+        </w:rPr>
+        <w:t>本フレームワークが多峰性</w:t>
+      </w:r>
+      <w:r>
+        <w:rPr>
+          <w:rFonts w:hint="eastAsia"/>
+        </w:rPr>
+        <w:t>に対応できることを確認した</w:t>
+      </w:r>
+      <w:r>
+        <w:rPr>
+          <w:rFonts w:hint="eastAsia"/>
+        </w:rPr>
+        <w:t>。</w:t>
       </w:r>
     </w:p>
     <w:p>
       <w:pPr>
         <w:ind w:firstLineChars="100" w:firstLine="200"/>
-      </w:pPr>
-      <w:r>
-        <w:rPr>
-          <w:rFonts w:hint="eastAsia"/>
-        </w:rPr>
-        <w:t>図</w:t>
-      </w:r>
-      <w:r>
-        <w:rPr>
-          <w:rFonts w:hint="eastAsia"/>
-        </w:rPr>
-        <w:t>2</w:t>
-      </w:r>
-      <w:r>
-        <w:rPr>
-          <w:rFonts w:hint="eastAsia"/>
-        </w:rPr>
-        <w:t>より、真値および既知の</w:t>
-      </w:r>
-      <w:r>
-        <w:rPr>
-          <w:rFonts w:hint="eastAsia"/>
-        </w:rPr>
-        <w:t>3</w:t>
-      </w:r>
-      <w:r>
-        <w:rPr>
-          <w:rFonts w:hint="eastAsia"/>
-        </w:rPr>
-        <w:t>つの等価解にそれぞれ対応する</w:t>
-      </w:r>
-      <w:r>
-        <w:rPr>
-          <w:rFonts w:hint="eastAsia"/>
-        </w:rPr>
-        <w:t>4</w:t>
-      </w:r>
-      <w:r>
-        <w:rPr>
-          <w:rFonts w:hint="eastAsia"/>
-        </w:rPr>
-        <w:t>つの集中モードが事後分布として再現されていることが確認できる。これにより、観測情報の不足に由来する多峰性を持つ事後分布を、本フレームワークが正しく追跡できることを</w:t>
-      </w:r>
-      <w:r>
-        <w:rPr>
-          <w:rFonts w:hint="eastAsia"/>
-        </w:rPr>
-        <w:t>示した。</w:t>
-      </w:r>
-    </w:p>
-    <w:p>
-      <w:pPr>
-        <w:ind w:firstLineChars="100" w:firstLine="200"/>
-        <w:rPr>
-          <w:rFonts w:hint="eastAsia"/>
-        </w:rPr>
-      </w:pPr>
-      <w:r>
-        <w:rPr>
-          <w:rFonts w:hint="eastAsia"/>
-        </w:rPr>
-        <w:t>今後は、尤度モデル部分の拡張比較を最優先課題とし、</w:t>
+        <w:rPr>
+          <w:rFonts w:hint="eastAsia"/>
+        </w:rPr>
+      </w:pPr>
+      <w:r>
+        <w:rPr>
+          <w:rFonts w:hint="eastAsia"/>
+        </w:rPr>
+        <w:t>今後は尤度モデル拡張を最優先課題とし、</w:t>
       </w:r>
       <w:r>
         <w:rPr>
@@ -1817,7 +1945,7 @@
         <w:rPr>
           <w:rFonts w:hint="eastAsia"/>
         </w:rPr>
-        <w:t>や拡散モデル等の代替アプローチを、精度・推論時間・多峰性への頑健さの観点から同一ベンチマーク上で横断比較する。さらに、より高次元・非線形・多モダリティ観測を含む複雑系へと適用範囲を広げ、工学逆問題ごとに最適な手法構成を選択可能なライブラリへと発展させる。</w:t>
+        <w:t>や拡散モデル等を同一ベンチマーク上で横断比較する。さらに複雑系へ適用を広げ、汎用ライブラリへ発展させる。</w:t>
       </w:r>
     </w:p>
     <w:p/>

--- a/docs/presentation/abstract/abstract.docx
+++ b/docs/presentation/abstract/abstract.docx
@@ -175,9 +175,16 @@
       </w:r>
       <w:r>
         <w:rPr>
-          <w:rFonts w:asciiTheme="minorHAnsi" w:hAnsiTheme="minorHAnsi" w:hint="eastAsia"/>
-        </w:rPr>
-        <w:t xml:space="preserve"> 1) </w:t>
+          <w:rFonts w:hint="eastAsia"/>
+          <w:vertAlign w:val="superscript"/>
+        </w:rPr>
+        <w:t>1</w:t>
+      </w:r>
+      <w:r>
+        <w:rPr>
+          <w:vertAlign w:val="superscript"/>
+        </w:rPr>
+        <w:t>)</w:t>
       </w:r>
       <w:r>
         <w:rPr>
@@ -1273,9 +1280,22 @@
       </w:r>
       <w:r>
         <w:rPr>
+          <w:rFonts w:hint="eastAsia"/>
+          <w:vertAlign w:val="superscript"/>
+        </w:rPr>
+        <w:t>1</w:t>
+      </w:r>
+      <w:r>
+        <w:rPr>
+          <w:vertAlign w:val="superscript"/>
+        </w:rPr>
+        <w:t>)</w:t>
+      </w:r>
+      <w:r>
+        <w:rPr>
           <w:rFonts w:asciiTheme="minorHAnsi" w:hAnsiTheme="minorHAnsi" w:hint="eastAsia"/>
         </w:rPr>
-        <w:t xml:space="preserve"> 1) </w:t>
+        <w:t xml:space="preserve"> </w:t>
       </w:r>
       <w:r>
         <w:rPr>
@@ -1285,9 +1305,16 @@
       </w:r>
       <w:r>
         <w:rPr>
-          <w:rFonts w:asciiTheme="minorHAnsi" w:hAnsiTheme="minorHAnsi" w:hint="eastAsia"/>
-        </w:rPr>
-        <w:t xml:space="preserve"> 1) </w:t>
+          <w:rFonts w:hint="eastAsia"/>
+          <w:vertAlign w:val="superscript"/>
+        </w:rPr>
+        <w:t>1</w:t>
+      </w:r>
+      <w:r>
+        <w:rPr>
+          <w:vertAlign w:val="superscript"/>
+        </w:rPr>
+        <w:t>)</w:t>
       </w:r>
       <w:r>
         <w:rPr>
@@ -1632,8 +1659,15 @@
       <w:r>
         <w:rPr>
           <w:rFonts w:hint="eastAsia"/>
-        </w:rPr>
-        <w:t xml:space="preserve"> 1) </w:t>
+          <w:vertAlign w:val="superscript"/>
+        </w:rPr>
+        <w:t>1</w:t>
+      </w:r>
+      <w:r>
+        <w:rPr>
+          <w:vertAlign w:val="superscript"/>
+        </w:rPr>
+        <w:t>)</w:t>
       </w:r>
       <w:r>
         <w:rPr>
